--- a/Requirements/Communications SRS.docx
+++ b/Requirements/Communications SRS.docx
@@ -1933,7 +1933,15 @@
                 <w:sz w:val="20"/>
                 <w:szCs w:val="20"/>
               </w:rPr>
-              <w:t xml:space="preserve"> 2.0</w:t>
+              <w:t xml:space="preserve"> </w:t>
+            </w:r>
+            <w:r>
+              <w:rPr>
+                <w:rFonts w:ascii="Times New Roman" w:eastAsia="Times New Roman" w:hAnsi="Times New Roman" w:cs="Times New Roman"/>
+                <w:sz w:val="20"/>
+                <w:szCs w:val="20"/>
+              </w:rPr>
+              <w:t>1.9</w:t>
             </w:r>
           </w:p>
         </w:tc>
@@ -2099,7 +2107,15 @@
                 <w:sz w:val="20"/>
                 <w:szCs w:val="20"/>
               </w:rPr>
-              <w:t xml:space="preserve"> 2.1</w:t>
+              <w:t xml:space="preserve"> 2</w:t>
+            </w:r>
+            <w:r>
+              <w:rPr>
+                <w:rFonts w:ascii="Times New Roman" w:eastAsia="Times New Roman" w:hAnsi="Times New Roman" w:cs="Times New Roman"/>
+                <w:sz w:val="20"/>
+                <w:szCs w:val="20"/>
+              </w:rPr>
+              <w:t>.0</w:t>
             </w:r>
           </w:p>
         </w:tc>
@@ -2270,7 +2286,15 @@
                 <w:sz w:val="20"/>
                 <w:szCs w:val="20"/>
               </w:rPr>
-              <w:t xml:space="preserve"> 3.1</w:t>
+              <w:t xml:space="preserve"> </w:t>
+            </w:r>
+            <w:r>
+              <w:rPr>
+                <w:rFonts w:ascii="Times New Roman" w:eastAsia="Times New Roman" w:hAnsi="Times New Roman" w:cs="Times New Roman"/>
+                <w:sz w:val="20"/>
+                <w:szCs w:val="20"/>
+              </w:rPr>
+              <w:t>2.1</w:t>
             </w:r>
           </w:p>
         </w:tc>
@@ -2345,6 +2369,173 @@
                 <w:szCs w:val="20"/>
               </w:rPr>
               <w:t xml:space="preserve"> Shea Pettit</w:t>
+            </w:r>
+          </w:p>
+        </w:tc>
+      </w:tr>
+      <w:tr>
+        <w:trPr>
+          <w:trHeight w:val="330"/>
+        </w:trPr>
+        <w:tc>
+          <w:tcPr>
+            <w:tcW w:w="1455" w:type="dxa"/>
+            <w:tcBorders>
+              <w:top w:val="single" w:sz="8" w:space="0" w:color="000000"/>
+              <w:left w:val="single" w:sz="8" w:space="0" w:color="000000"/>
+              <w:bottom w:val="single" w:sz="8" w:space="0" w:color="000000"/>
+              <w:right w:val="nil"/>
+            </w:tcBorders>
+            <w:shd w:val="clear" w:color="auto" w:fill="E5E5E5"/>
+            <w:tcMar>
+              <w:top w:w="0" w:type="dxa"/>
+              <w:left w:w="100" w:type="dxa"/>
+              <w:bottom w:w="0" w:type="dxa"/>
+              <w:right w:w="100" w:type="dxa"/>
+            </w:tcMar>
+          </w:tcPr>
+          <w:p>
+            <w:pPr>
+              <w:spacing w:before="40" w:after="40"/>
+              <w:ind w:left="-120"/>
+              <w:rPr>
+                <w:rFonts w:ascii="Times New Roman" w:eastAsia="Times New Roman" w:hAnsi="Times New Roman" w:cs="Times New Roman"/>
+                <w:sz w:val="20"/>
+                <w:szCs w:val="20"/>
+              </w:rPr>
+            </w:pPr>
+            <w:r>
+              <w:rPr>
+                <w:rFonts w:ascii="Times New Roman" w:eastAsia="Times New Roman" w:hAnsi="Times New Roman" w:cs="Times New Roman"/>
+                <w:sz w:val="20"/>
+                <w:szCs w:val="20"/>
+              </w:rPr>
+              <w:t>04/15/2026</w:t>
+            </w:r>
+          </w:p>
+        </w:tc>
+        <w:tc>
+          <w:tcPr>
+            <w:tcW w:w="1245" w:type="dxa"/>
+            <w:tcBorders>
+              <w:top w:val="single" w:sz="8" w:space="0" w:color="000000"/>
+              <w:left w:val="single" w:sz="8" w:space="0" w:color="000000"/>
+              <w:bottom w:val="single" w:sz="8" w:space="0" w:color="000000"/>
+              <w:right w:val="nil"/>
+            </w:tcBorders>
+            <w:shd w:val="clear" w:color="auto" w:fill="E5E5E5"/>
+            <w:tcMar>
+              <w:top w:w="0" w:type="dxa"/>
+              <w:left w:w="100" w:type="dxa"/>
+              <w:bottom w:w="0" w:type="dxa"/>
+              <w:right w:w="100" w:type="dxa"/>
+            </w:tcMar>
+          </w:tcPr>
+          <w:p>
+            <w:pPr>
+              <w:spacing w:before="40" w:after="40"/>
+              <w:ind w:left="-120"/>
+              <w:rPr>
+                <w:rFonts w:ascii="Times New Roman" w:eastAsia="Times New Roman" w:hAnsi="Times New Roman" w:cs="Times New Roman"/>
+                <w:sz w:val="20"/>
+                <w:szCs w:val="20"/>
+              </w:rPr>
+            </w:pPr>
+            <w:r>
+              <w:rPr>
+                <w:rFonts w:ascii="Times New Roman" w:eastAsia="Times New Roman" w:hAnsi="Times New Roman" w:cs="Times New Roman"/>
+                <w:sz w:val="20"/>
+                <w:szCs w:val="20"/>
+              </w:rPr>
+              <w:t xml:space="preserve"> 2.2</w:t>
+            </w:r>
+          </w:p>
+        </w:tc>
+        <w:tc>
+          <w:tcPr>
+            <w:tcW w:w="3555" w:type="dxa"/>
+            <w:tcBorders>
+              <w:top w:val="single" w:sz="8" w:space="0" w:color="000000"/>
+              <w:left w:val="single" w:sz="8" w:space="0" w:color="000000"/>
+              <w:bottom w:val="single" w:sz="8" w:space="0" w:color="000000"/>
+              <w:right w:val="nil"/>
+            </w:tcBorders>
+            <w:shd w:val="clear" w:color="auto" w:fill="E5E5E5"/>
+            <w:tcMar>
+              <w:top w:w="0" w:type="dxa"/>
+              <w:left w:w="100" w:type="dxa"/>
+              <w:bottom w:w="0" w:type="dxa"/>
+              <w:right w:w="100" w:type="dxa"/>
+            </w:tcMar>
+          </w:tcPr>
+          <w:p>
+            <w:pPr>
+              <w:spacing w:before="40" w:after="40"/>
+              <w:rPr>
+                <w:rFonts w:ascii="Times New Roman" w:eastAsia="Times New Roman" w:hAnsi="Times New Roman" w:cs="Times New Roman"/>
+                <w:sz w:val="20"/>
+                <w:szCs w:val="20"/>
+              </w:rPr>
+            </w:pPr>
+            <w:r>
+              <w:rPr>
+                <w:rFonts w:ascii="Times New Roman" w:eastAsia="Times New Roman" w:hAnsi="Times New Roman" w:cs="Times New Roman"/>
+                <w:sz w:val="20"/>
+                <w:szCs w:val="20"/>
+              </w:rPr>
+              <w:t xml:space="preserve">Updated </w:t>
+            </w:r>
+            <w:r>
+              <w:rPr>
+                <w:rFonts w:ascii="Times New Roman" w:eastAsia="Times New Roman" w:hAnsi="Times New Roman" w:cs="Times New Roman"/>
+                <w:sz w:val="20"/>
+                <w:szCs w:val="20"/>
+              </w:rPr>
+              <w:t>C</w:t>
+            </w:r>
+            <w:r>
+              <w:rPr>
+                <w:rFonts w:ascii="Times New Roman" w:eastAsia="Times New Roman" w:hAnsi="Times New Roman" w:cs="Times New Roman"/>
+                <w:sz w:val="20"/>
+                <w:szCs w:val="20"/>
+              </w:rPr>
+              <w:t>lient module to reflect design changes</w:t>
+            </w:r>
+          </w:p>
+        </w:tc>
+        <w:tc>
+          <w:tcPr>
+            <w:tcW w:w="2490" w:type="dxa"/>
+            <w:tcBorders>
+              <w:top w:val="single" w:sz="8" w:space="0" w:color="000000"/>
+              <w:left w:val="single" w:sz="8" w:space="0" w:color="000000"/>
+              <w:bottom w:val="single" w:sz="8" w:space="0" w:color="000000"/>
+              <w:right w:val="single" w:sz="8" w:space="0" w:color="000000"/>
+            </w:tcBorders>
+            <w:shd w:val="clear" w:color="auto" w:fill="E5E5E5"/>
+            <w:tcMar>
+              <w:top w:w="0" w:type="dxa"/>
+              <w:left w:w="100" w:type="dxa"/>
+              <w:bottom w:w="0" w:type="dxa"/>
+              <w:right w:w="100" w:type="dxa"/>
+            </w:tcMar>
+          </w:tcPr>
+          <w:p>
+            <w:pPr>
+              <w:spacing w:before="40" w:after="40"/>
+              <w:rPr>
+                <w:rFonts w:ascii="Times New Roman" w:eastAsia="Times New Roman" w:hAnsi="Times New Roman" w:cs="Times New Roman"/>
+                <w:sz w:val="20"/>
+                <w:szCs w:val="20"/>
+              </w:rPr>
+            </w:pPr>
+            <w:r>
+              <w:rPr>
+                <w:rFonts w:ascii="Times New Roman" w:eastAsia="Times New Roman" w:hAnsi="Times New Roman" w:cs="Times New Roman"/>
+                <w:sz w:val="20"/>
+                <w:szCs w:val="20"/>
+              </w:rPr>
+              <w:t>Gary Alvarado</w:t>
             </w:r>
           </w:p>
         </w:tc>
@@ -3789,52 +3980,15 @@
           <w:sz w:val="20"/>
           <w:szCs w:val="20"/>
         </w:rPr>
-        <w:t>1.2.3</w:t>
-      </w:r>
-      <w:r>
-        <w:rPr>
-          <w:rFonts w:ascii="Times New Roman" w:eastAsia="Times New Roman" w:hAnsi="Times New Roman" w:cs="Times New Roman"/>
-          <w:sz w:val="20"/>
-          <w:szCs w:val="20"/>
-        </w:rPr>
-        <w:tab/>
-      </w:r>
-      <w:r>
-        <w:rPr>
-          <w:rFonts w:ascii="Times New Roman" w:eastAsia="Times New Roman" w:hAnsi="Times New Roman" w:cs="Times New Roman"/>
-          <w:sz w:val="20"/>
-          <w:szCs w:val="20"/>
-        </w:rPr>
-        <w:t>IT module</w:t>
-      </w:r>
-      <w:r>
-        <w:rPr>
-          <w:rFonts w:ascii="Times New Roman" w:eastAsia="Times New Roman" w:hAnsi="Times New Roman" w:cs="Times New Roman"/>
-          <w:sz w:val="20"/>
-          <w:szCs w:val="20"/>
-        </w:rPr>
-        <w:t xml:space="preserve"> - IM</w:t>
-      </w:r>
-    </w:p>
-    <w:p>
-      <w:pPr>
-        <w:pStyle w:val="ListParagraph"/>
-        <w:spacing w:before="80" w:line="240" w:lineRule="auto"/>
-        <w:ind w:left="720" w:firstLineChars="0" w:firstLine="720"/>
-        <w:jc w:val="both"/>
-        <w:rPr>
-          <w:rFonts w:ascii="Times New Roman" w:eastAsia="Times New Roman" w:hAnsi="Times New Roman" w:cs="Times New Roman"/>
-          <w:sz w:val="20"/>
-          <w:szCs w:val="20"/>
-        </w:rPr>
-      </w:pPr>
-      <w:r>
-        <w:rPr>
-          <w:rFonts w:ascii="Times New Roman" w:eastAsia="Times New Roman" w:hAnsi="Times New Roman" w:cs="Times New Roman"/>
-          <w:sz w:val="20"/>
-          <w:szCs w:val="20"/>
-        </w:rPr>
-        <w:t>1.2.4</w:t>
+        <w:t>1.2.</w:t>
+      </w:r>
+      <w:r>
+        <w:rPr>
+          <w:rFonts w:ascii="Times New Roman" w:eastAsia="Times New Roman" w:hAnsi="Times New Roman" w:cs="Times New Roman"/>
+          <w:sz w:val="20"/>
+          <w:szCs w:val="20"/>
+        </w:rPr>
+        <w:t>3</w:t>
       </w:r>
       <w:r>
         <w:rPr>
@@ -3931,7 +4085,23 @@
           <w:sz w:val="20"/>
           <w:szCs w:val="20"/>
         </w:rPr>
-        <w:t>Use Case Specification pdf</w:t>
+        <w:t>Design Specification</w:t>
+      </w:r>
+      <w:r>
+        <w:rPr>
+          <w:rFonts w:ascii="Times New Roman" w:eastAsia="Times New Roman" w:hAnsi="Times New Roman" w:cs="Times New Roman"/>
+          <w:sz w:val="20"/>
+          <w:szCs w:val="20"/>
+        </w:rPr>
+        <w:t xml:space="preserve"> </w:t>
+      </w:r>
+      <w:r>
+        <w:rPr>
+          <w:rFonts w:ascii="Times New Roman" w:eastAsia="Times New Roman" w:hAnsi="Times New Roman" w:cs="Times New Roman"/>
+          <w:sz w:val="20"/>
+          <w:szCs w:val="20"/>
+        </w:rPr>
+        <w:t>Document</w:t>
       </w:r>
     </w:p>
     <w:p>
@@ -3950,7 +4120,31 @@
           <w:sz w:val="20"/>
           <w:szCs w:val="20"/>
         </w:rPr>
-        <w:t>UML Use Case Diagram Document – Use Case Diagram pdf</w:t>
+        <w:t xml:space="preserve">UML Use Case Diagram Document – </w:t>
+      </w:r>
+      <w:r>
+        <w:rPr>
+          <w:rFonts w:ascii="Times New Roman" w:eastAsia="Times New Roman" w:hAnsi="Times New Roman" w:cs="Times New Roman"/>
+          <w:sz w:val="20"/>
+          <w:szCs w:val="20"/>
+        </w:rPr>
+        <w:t>Design Specification</w:t>
+      </w:r>
+      <w:r>
+        <w:rPr>
+          <w:rFonts w:ascii="Times New Roman" w:eastAsia="Times New Roman" w:hAnsi="Times New Roman" w:cs="Times New Roman"/>
+          <w:sz w:val="20"/>
+          <w:szCs w:val="20"/>
+        </w:rPr>
+        <w:t xml:space="preserve"> </w:t>
+      </w:r>
+      <w:r>
+        <w:rPr>
+          <w:rFonts w:ascii="Times New Roman" w:eastAsia="Times New Roman" w:hAnsi="Times New Roman" w:cs="Times New Roman"/>
+          <w:sz w:val="20"/>
+          <w:szCs w:val="20"/>
+        </w:rPr>
+        <w:t>Document</w:t>
       </w:r>
     </w:p>
     <w:p>
@@ -3969,7 +4163,15 @@
           <w:sz w:val="20"/>
           <w:szCs w:val="20"/>
         </w:rPr>
-        <w:t>Class Diagram – Class Diagram pdf</w:t>
+        <w:t xml:space="preserve">Class Diagram – </w:t>
+      </w:r>
+      <w:r>
+        <w:rPr>
+          <w:rFonts w:ascii="Times New Roman" w:eastAsia="Times New Roman" w:hAnsi="Times New Roman" w:cs="Times New Roman"/>
+          <w:sz w:val="20"/>
+          <w:szCs w:val="20"/>
+        </w:rPr>
+        <w:t>Design Specification Document</w:t>
       </w:r>
     </w:p>
     <w:p>
@@ -3988,7 +4190,15 @@
           <w:sz w:val="20"/>
           <w:szCs w:val="20"/>
         </w:rPr>
-        <w:t>Sequence Diagrams – Login Logout Sequence Diagram &amp; Message Sending Sequence Diagram pdfs</w:t>
+        <w:t xml:space="preserve">Sequence Diagrams – </w:t>
+      </w:r>
+      <w:r>
+        <w:rPr>
+          <w:rFonts w:ascii="Times New Roman" w:eastAsia="Times New Roman" w:hAnsi="Times New Roman" w:cs="Times New Roman"/>
+          <w:sz w:val="20"/>
+          <w:szCs w:val="20"/>
+        </w:rPr>
+        <w:t>Design Specification Document</w:t>
       </w:r>
     </w:p>
     <w:p>
@@ -4137,7 +4347,39 @@
           <w:sz w:val="20"/>
           <w:szCs w:val="20"/>
         </w:rPr>
-        <w:t xml:space="preserve">system that runs on a client to server connection. The product allows authenticated users to reach the server and send messages through TCP/IP networking connections. Ultimately the product should be able to support a large number of concurrent users with message history being stored in a data handling file. The system does not rely on external databases making it less optimized for retaining large storage of history data. </w:t>
+        <w:t xml:space="preserve">system that runs on </w:t>
+      </w:r>
+      <w:r>
+        <w:rPr>
+          <w:rFonts w:ascii="Times New Roman" w:eastAsia="Times New Roman" w:hAnsi="Times New Roman" w:cs="Times New Roman"/>
+          <w:sz w:val="20"/>
+          <w:szCs w:val="20"/>
+        </w:rPr>
+        <w:t xml:space="preserve">through a </w:t>
+      </w:r>
+      <w:r>
+        <w:rPr>
+          <w:rFonts w:ascii="Times New Roman" w:eastAsia="Times New Roman" w:hAnsi="Times New Roman" w:cs="Times New Roman"/>
+          <w:sz w:val="20"/>
+          <w:szCs w:val="20"/>
+        </w:rPr>
+        <w:t>two-way</w:t>
+      </w:r>
+      <w:r>
+        <w:rPr>
+          <w:rFonts w:ascii="Times New Roman" w:eastAsia="Times New Roman" w:hAnsi="Times New Roman" w:cs="Times New Roman"/>
+          <w:sz w:val="20"/>
+          <w:szCs w:val="20"/>
+        </w:rPr>
+        <w:t xml:space="preserve"> </w:t>
+      </w:r>
+      <w:r>
+        <w:rPr>
+          <w:rFonts w:ascii="Times New Roman" w:eastAsia="Times New Roman" w:hAnsi="Times New Roman" w:cs="Times New Roman"/>
+          <w:sz w:val="20"/>
+          <w:szCs w:val="20"/>
+        </w:rPr>
+        <w:t xml:space="preserve">client to server connection. The product allows authenticated users to reach the server and send messages through TCP/IP networking connections. Ultimately the product should be able to support a large number of concurrent users with message history being stored in a data handling file. The system does not rely on external databases making it less optimized for retaining large storage of history data. </w:t>
       </w:r>
     </w:p>
     <w:p>
@@ -4195,7 +4437,7 @@
           <w:sz w:val="20"/>
           <w:szCs w:val="20"/>
         </w:rPr>
-        <w:t>4</w:t>
+        <w:t>3</w:t>
       </w:r>
       <w:r>
         <w:rPr>
@@ -4235,7 +4477,7 @@
           <w:sz w:val="20"/>
           <w:szCs w:val="20"/>
         </w:rPr>
-        <w:t xml:space="preserve">odule, IT module, and </w:t>
+        <w:t xml:space="preserve">odule, and </w:t>
       </w:r>
       <w:r>
         <w:rPr>
@@ -4279,7 +4521,15 @@
           <w:sz w:val="20"/>
           <w:szCs w:val="20"/>
         </w:rPr>
-        <w:t xml:space="preserve">is responsible for determining which user is assigned access to the </w:t>
+        <w:t xml:space="preserve">is responsible for determining </w:t>
+      </w:r>
+      <w:r>
+        <w:rPr>
+          <w:rFonts w:ascii="Times New Roman" w:eastAsia="Times New Roman" w:hAnsi="Times New Roman" w:cs="Times New Roman"/>
+          <w:sz w:val="20"/>
+          <w:szCs w:val="20"/>
+        </w:rPr>
+        <w:t xml:space="preserve">user permissions in the </w:t>
       </w:r>
       <w:r>
         <w:rPr>
@@ -4295,22 +4545,6 @@
           <w:sz w:val="20"/>
           <w:szCs w:val="20"/>
         </w:rPr>
-        <w:t xml:space="preserve"> and I</w:t>
-      </w:r>
-      <w:r>
-        <w:rPr>
-          <w:rFonts w:ascii="Times New Roman" w:eastAsia="Times New Roman" w:hAnsi="Times New Roman" w:cs="Times New Roman"/>
-          <w:sz w:val="20"/>
-          <w:szCs w:val="20"/>
-        </w:rPr>
-        <w:t>M</w:t>
-      </w:r>
-      <w:r>
-        <w:rPr>
-          <w:rFonts w:ascii="Times New Roman" w:eastAsia="Times New Roman" w:hAnsi="Times New Roman" w:cs="Times New Roman"/>
-          <w:sz w:val="20"/>
-          <w:szCs w:val="20"/>
-        </w:rPr>
         <w:t xml:space="preserve">. Once that has been determined the </w:t>
       </w:r>
       <w:r>
@@ -4327,22 +4561,6 @@
           <w:sz w:val="20"/>
           <w:szCs w:val="20"/>
         </w:rPr>
-        <w:t xml:space="preserve">and </w:t>
-      </w:r>
-      <w:r>
-        <w:rPr>
-          <w:rFonts w:ascii="Times New Roman" w:eastAsia="Times New Roman" w:hAnsi="Times New Roman" w:cs="Times New Roman"/>
-          <w:sz w:val="20"/>
-          <w:szCs w:val="20"/>
-        </w:rPr>
-        <w:t xml:space="preserve">IM </w:t>
-      </w:r>
-      <w:r>
-        <w:rPr>
-          <w:rFonts w:ascii="Times New Roman" w:eastAsia="Times New Roman" w:hAnsi="Times New Roman" w:cs="Times New Roman"/>
-          <w:sz w:val="20"/>
-          <w:szCs w:val="20"/>
-        </w:rPr>
         <w:t xml:space="preserve">will be directly connected to </w:t>
       </w:r>
       <w:r>
@@ -4359,39 +4577,55 @@
           <w:sz w:val="20"/>
           <w:szCs w:val="20"/>
         </w:rPr>
-        <w:t xml:space="preserve">granting access to messaging services, along with respective </w:t>
-      </w:r>
-      <w:r>
-        <w:rPr>
-          <w:rFonts w:ascii="Times New Roman" w:eastAsia="Times New Roman" w:hAnsi="Times New Roman" w:cs="Times New Roman"/>
-          <w:sz w:val="20"/>
-          <w:szCs w:val="20"/>
-        </w:rPr>
-        <w:t xml:space="preserve">CM </w:t>
-      </w:r>
-      <w:r>
-        <w:rPr>
-          <w:rFonts w:ascii="Times New Roman" w:eastAsia="Times New Roman" w:hAnsi="Times New Roman" w:cs="Times New Roman"/>
-          <w:sz w:val="20"/>
-          <w:szCs w:val="20"/>
-        </w:rPr>
-        <w:t xml:space="preserve">and </w:t>
-      </w:r>
-      <w:r>
-        <w:rPr>
-          <w:rFonts w:ascii="Times New Roman" w:eastAsia="Times New Roman" w:hAnsi="Times New Roman" w:cs="Times New Roman"/>
-          <w:sz w:val="20"/>
-          <w:szCs w:val="20"/>
-        </w:rPr>
-        <w:t xml:space="preserve">IM </w:t>
-      </w:r>
-      <w:r>
-        <w:rPr>
-          <w:rFonts w:ascii="Times New Roman" w:eastAsia="Times New Roman" w:hAnsi="Times New Roman" w:cs="Times New Roman"/>
-          <w:sz w:val="20"/>
-          <w:szCs w:val="20"/>
-        </w:rPr>
-        <w:t>permissions. The CSM provides the main functionality behind the products design.</w:t>
+        <w:t>granting access to messaging services, along with respective</w:t>
+      </w:r>
+      <w:r>
+        <w:rPr>
+          <w:rFonts w:ascii="Times New Roman" w:eastAsia="Times New Roman" w:hAnsi="Times New Roman" w:cs="Times New Roman"/>
+          <w:sz w:val="20"/>
+          <w:szCs w:val="20"/>
+        </w:rPr>
+        <w:t xml:space="preserve"> </w:t>
+      </w:r>
+      <w:r>
+        <w:rPr>
+          <w:rFonts w:ascii="Times New Roman" w:eastAsia="Times New Roman" w:hAnsi="Times New Roman" w:cs="Times New Roman"/>
+          <w:sz w:val="20"/>
+          <w:szCs w:val="20"/>
+        </w:rPr>
+        <w:t>U</w:t>
+      </w:r>
+      <w:r>
+        <w:rPr>
+          <w:rFonts w:ascii="Times New Roman" w:eastAsia="Times New Roman" w:hAnsi="Times New Roman" w:cs="Times New Roman"/>
+          <w:sz w:val="20"/>
+          <w:szCs w:val="20"/>
+        </w:rPr>
+        <w:t xml:space="preserve">ser and </w:t>
+      </w:r>
+      <w:r>
+        <w:rPr>
+          <w:rFonts w:ascii="Times New Roman" w:eastAsia="Times New Roman" w:hAnsi="Times New Roman" w:cs="Times New Roman"/>
+          <w:sz w:val="20"/>
+          <w:szCs w:val="20"/>
+        </w:rPr>
+        <w:t>IT</w:t>
+      </w:r>
+      <w:r>
+        <w:rPr>
+          <w:rFonts w:ascii="Times New Roman" w:eastAsia="Times New Roman" w:hAnsi="Times New Roman" w:cs="Times New Roman"/>
+          <w:sz w:val="20"/>
+          <w:szCs w:val="20"/>
+        </w:rPr>
+        <w:t xml:space="preserve"> </w:t>
+      </w:r>
+      <w:r>
+        <w:rPr>
+          <w:rFonts w:ascii="Times New Roman" w:eastAsia="Times New Roman" w:hAnsi="Times New Roman" w:cs="Times New Roman"/>
+          <w:sz w:val="20"/>
+          <w:szCs w:val="20"/>
+        </w:rPr>
+        <w:t>and permissions. The CSM provides the main functionality behind the products design.</w:t>
       </w:r>
     </w:p>
     <w:p>
@@ -5142,7 +5376,23 @@
           <w:sz w:val="20"/>
           <w:szCs w:val="20"/>
         </w:rPr>
-        <w:t>During the authorization process the user’s role is determined.</w:t>
+        <w:t>During the authorization process the user’s role</w:t>
+      </w:r>
+      <w:r>
+        <w:rPr>
+          <w:rFonts w:ascii="Times New Roman" w:hAnsi="Times New Roman" w:cs="Times New Roman"/>
+          <w:sz w:val="20"/>
+          <w:szCs w:val="20"/>
+        </w:rPr>
+        <w:t xml:space="preserve"> and permissions are </w:t>
+      </w:r>
+      <w:r>
+        <w:rPr>
+          <w:rFonts w:ascii="Times New Roman" w:hAnsi="Times New Roman" w:cs="Times New Roman"/>
+          <w:sz w:val="20"/>
+          <w:szCs w:val="20"/>
+        </w:rPr>
+        <w:t>determined.</w:t>
       </w:r>
     </w:p>
     <w:p>
@@ -5163,7 +5413,39 @@
           <w:sz w:val="20"/>
           <w:szCs w:val="20"/>
         </w:rPr>
-        <w:t xml:space="preserve">On a successful login, the user will be directed to their respective role’s user interface </w:t>
+        <w:t>On a successful login, the</w:t>
+      </w:r>
+      <w:r>
+        <w:rPr>
+          <w:rFonts w:ascii="Times New Roman" w:hAnsi="Times New Roman" w:cs="Times New Roman"/>
+          <w:sz w:val="20"/>
+          <w:szCs w:val="20"/>
+        </w:rPr>
+        <w:t xml:space="preserve"> CSM provides the</w:t>
+      </w:r>
+      <w:r>
+        <w:rPr>
+          <w:rFonts w:ascii="Times New Roman" w:hAnsi="Times New Roman" w:cs="Times New Roman"/>
+          <w:sz w:val="20"/>
+          <w:szCs w:val="20"/>
+        </w:rPr>
+        <w:t xml:space="preserve"> user </w:t>
+      </w:r>
+      <w:r>
+        <w:rPr>
+          <w:rFonts w:ascii="Times New Roman" w:hAnsi="Times New Roman" w:cs="Times New Roman"/>
+          <w:sz w:val="20"/>
+          <w:szCs w:val="20"/>
+        </w:rPr>
+        <w:t xml:space="preserve">with access to </w:t>
+      </w:r>
+      <w:r>
+        <w:rPr>
+          <w:rFonts w:ascii="Times New Roman" w:hAnsi="Times New Roman" w:cs="Times New Roman"/>
+          <w:sz w:val="20"/>
+          <w:szCs w:val="20"/>
+        </w:rPr>
+        <w:t xml:space="preserve">will be directed to their respective role’s user interface </w:t>
       </w:r>
     </w:p>
     <w:p>
@@ -5184,7 +5466,87 @@
           <w:sz w:val="20"/>
           <w:szCs w:val="20"/>
         </w:rPr>
-        <w:t>On a failed login, the user will be prompted to re-enter their username and password</w:t>
+        <w:t>On a failed login, the</w:t>
+      </w:r>
+      <w:r>
+        <w:rPr>
+          <w:rFonts w:ascii="Times New Roman" w:hAnsi="Times New Roman" w:cs="Times New Roman"/>
+          <w:sz w:val="20"/>
+          <w:szCs w:val="20"/>
+        </w:rPr>
+        <w:t xml:space="preserve"> CSM communicates the failure to the</w:t>
+      </w:r>
+      <w:r>
+        <w:rPr>
+          <w:rFonts w:ascii="Times New Roman" w:hAnsi="Times New Roman" w:cs="Times New Roman"/>
+          <w:sz w:val="20"/>
+          <w:szCs w:val="20"/>
+        </w:rPr>
+        <w:t xml:space="preserve"> user </w:t>
+      </w:r>
+      <w:r>
+        <w:rPr>
+          <w:rFonts w:ascii="Times New Roman" w:hAnsi="Times New Roman" w:cs="Times New Roman"/>
+          <w:sz w:val="20"/>
+          <w:szCs w:val="20"/>
+        </w:rPr>
+        <w:t xml:space="preserve">and the ULM </w:t>
+      </w:r>
+      <w:r>
+        <w:rPr>
+          <w:rFonts w:ascii="Times New Roman" w:hAnsi="Times New Roman" w:cs="Times New Roman"/>
+          <w:sz w:val="20"/>
+          <w:szCs w:val="20"/>
+        </w:rPr>
+        <w:t>prompt</w:t>
+      </w:r>
+      <w:r>
+        <w:rPr>
+          <w:rFonts w:ascii="Times New Roman" w:hAnsi="Times New Roman" w:cs="Times New Roman"/>
+          <w:sz w:val="20"/>
+          <w:szCs w:val="20"/>
+        </w:rPr>
+        <w:t xml:space="preserve">s </w:t>
+      </w:r>
+      <w:r>
+        <w:rPr>
+          <w:rFonts w:ascii="Times New Roman" w:hAnsi="Times New Roman" w:cs="Times New Roman"/>
+          <w:sz w:val="20"/>
+          <w:szCs w:val="20"/>
+        </w:rPr>
+        <w:t>t</w:t>
+      </w:r>
+      <w:r>
+        <w:rPr>
+          <w:rFonts w:ascii="Times New Roman" w:hAnsi="Times New Roman" w:cs="Times New Roman"/>
+          <w:sz w:val="20"/>
+          <w:szCs w:val="20"/>
+        </w:rPr>
+        <w:t xml:space="preserve">he user with </w:t>
+      </w:r>
+      <w:r>
+        <w:rPr>
+          <w:rFonts w:ascii="Times New Roman" w:hAnsi="Times New Roman" w:cs="Times New Roman"/>
+          <w:sz w:val="20"/>
+          <w:szCs w:val="20"/>
+        </w:rPr>
+        <w:t>re-enter</w:t>
+      </w:r>
+      <w:r>
+        <w:rPr>
+          <w:rFonts w:ascii="Times New Roman" w:hAnsi="Times New Roman" w:cs="Times New Roman"/>
+          <w:sz w:val="20"/>
+          <w:szCs w:val="20"/>
+        </w:rPr>
+        <w:t>ing</w:t>
+      </w:r>
+      <w:r>
+        <w:rPr>
+          <w:rFonts w:ascii="Times New Roman" w:hAnsi="Times New Roman" w:cs="Times New Roman"/>
+          <w:sz w:val="20"/>
+          <w:szCs w:val="20"/>
+        </w:rPr>
+        <w:t xml:space="preserve"> their username and password</w:t>
       </w:r>
     </w:p>
     <w:p>
@@ -5803,6 +6165,7 @@
           <w:sz w:val="20"/>
           <w:szCs w:val="20"/>
         </w:rPr>
+        <w:lastRenderedPageBreak/>
         <w:t>Whenever a new message is sent from the server, this view is updated, displaying the new message at the forefront</w:t>
       </w:r>
     </w:p>
@@ -5824,7 +6187,6 @@
           <w:sz w:val="20"/>
           <w:szCs w:val="20"/>
         </w:rPr>
-        <w:lastRenderedPageBreak/>
         <w:t>The chat menu contains a message box allowing the user to write a message, and a button to send it.</w:t>
       </w:r>
     </w:p>
@@ -6042,6 +6404,644 @@
           <w:szCs w:val="20"/>
         </w:rPr>
         <w:t>A deleted group chat still has its messages logged, but must not be displayed to the related users</w:t>
+      </w:r>
+    </w:p>
+    <w:p>
+      <w:pPr>
+        <w:numPr>
+          <w:ilvl w:val="2"/>
+          <w:numId w:val="1"/>
+        </w:numPr>
+        <w:rPr>
+          <w:rFonts w:ascii="Times New Roman" w:hAnsi="Times New Roman" w:cs="Times New Roman"/>
+          <w:sz w:val="20"/>
+          <w:szCs w:val="20"/>
+        </w:rPr>
+      </w:pPr>
+      <w:r>
+        <w:rPr>
+          <w:rFonts w:ascii="Times New Roman" w:hAnsi="Times New Roman" w:cs="Times New Roman"/>
+          <w:color w:val="000000"/>
+          <w:sz w:val="20"/>
+          <w:szCs w:val="20"/>
+        </w:rPr>
+        <w:t>T</w:t>
+      </w:r>
+      <w:r>
+        <w:rPr>
+          <w:rFonts w:ascii="Times New Roman" w:hAnsi="Times New Roman" w:cs="Times New Roman"/>
+          <w:color w:val="000000"/>
+          <w:sz w:val="20"/>
+          <w:szCs w:val="20"/>
+        </w:rPr>
+        <w:t>he IT users will</w:t>
+      </w:r>
+      <w:r>
+        <w:rPr>
+          <w:rFonts w:ascii="Times New Roman" w:hAnsi="Times New Roman" w:cs="Times New Roman"/>
+          <w:color w:val="000000"/>
+          <w:sz w:val="20"/>
+          <w:szCs w:val="20"/>
+        </w:rPr>
+        <w:t xml:space="preserve"> </w:t>
+      </w:r>
+      <w:r>
+        <w:rPr>
+          <w:rFonts w:ascii="Times New Roman" w:hAnsi="Times New Roman" w:cs="Times New Roman"/>
+          <w:color w:val="000000"/>
+          <w:sz w:val="20"/>
+          <w:szCs w:val="20"/>
+        </w:rPr>
+        <w:t>have access to the same permissions as regular users.</w:t>
+      </w:r>
+    </w:p>
+    <w:p>
+      <w:pPr>
+        <w:numPr>
+          <w:ilvl w:val="2"/>
+          <w:numId w:val="1"/>
+        </w:numPr>
+        <w:rPr>
+          <w:rFonts w:ascii="Times New Roman" w:hAnsi="Times New Roman" w:cs="Times New Roman"/>
+          <w:sz w:val="20"/>
+          <w:szCs w:val="20"/>
+        </w:rPr>
+      </w:pPr>
+      <w:r>
+        <w:rPr>
+          <w:rFonts w:ascii="Times New Roman" w:hAnsi="Times New Roman" w:cs="Times New Roman"/>
+          <w:color w:val="000000"/>
+          <w:sz w:val="20"/>
+          <w:szCs w:val="20"/>
+        </w:rPr>
+        <w:t xml:space="preserve">IT users will have additional features accessible. Access to these permissions </w:t>
+      </w:r>
+      <w:r>
+        <w:rPr>
+          <w:rFonts w:ascii="Times New Roman" w:hAnsi="Times New Roman" w:cs="Times New Roman"/>
+          <w:color w:val="000000"/>
+          <w:sz w:val="20"/>
+          <w:szCs w:val="20"/>
+        </w:rPr>
+        <w:t>is</w:t>
+      </w:r>
+      <w:r>
+        <w:rPr>
+          <w:rFonts w:ascii="Times New Roman" w:hAnsi="Times New Roman" w:cs="Times New Roman"/>
+          <w:color w:val="000000"/>
+          <w:sz w:val="20"/>
+          <w:szCs w:val="20"/>
+        </w:rPr>
+        <w:t xml:space="preserve"> determined in the ULM</w:t>
+      </w:r>
+      <w:r>
+        <w:rPr>
+          <w:rFonts w:ascii="Times New Roman" w:hAnsi="Times New Roman" w:cs="Times New Roman"/>
+          <w:color w:val="000000"/>
+          <w:sz w:val="20"/>
+          <w:szCs w:val="20"/>
+        </w:rPr>
+        <w:t>.</w:t>
+      </w:r>
+    </w:p>
+    <w:p>
+      <w:pPr>
+        <w:numPr>
+          <w:ilvl w:val="2"/>
+          <w:numId w:val="1"/>
+        </w:numPr>
+        <w:rPr>
+          <w:rFonts w:ascii="Times New Roman" w:hAnsi="Times New Roman" w:cs="Times New Roman"/>
+          <w:sz w:val="20"/>
+          <w:szCs w:val="20"/>
+        </w:rPr>
+      </w:pPr>
+      <w:r>
+        <w:rPr>
+          <w:rFonts w:ascii="Times New Roman" w:hAnsi="Times New Roman" w:cs="Times New Roman"/>
+          <w:sz w:val="20"/>
+          <w:szCs w:val="20"/>
+        </w:rPr>
+        <w:t xml:space="preserve">The </w:t>
+      </w:r>
+      <w:r>
+        <w:rPr>
+          <w:rFonts w:ascii="Times New Roman" w:hAnsi="Times New Roman" w:cs="Times New Roman"/>
+          <w:sz w:val="20"/>
+          <w:szCs w:val="20"/>
+        </w:rPr>
+        <w:t>I</w:t>
+      </w:r>
+      <w:r>
+        <w:rPr>
+          <w:rFonts w:ascii="Times New Roman" w:hAnsi="Times New Roman" w:cs="Times New Roman"/>
+          <w:sz w:val="20"/>
+          <w:szCs w:val="20"/>
+        </w:rPr>
+        <w:t>T users will be</w:t>
+      </w:r>
+      <w:r>
+        <w:rPr>
+          <w:rFonts w:ascii="Times New Roman" w:hAnsi="Times New Roman" w:cs="Times New Roman"/>
+          <w:sz w:val="20"/>
+          <w:szCs w:val="20"/>
+        </w:rPr>
+        <w:t xml:space="preserve"> </w:t>
+      </w:r>
+      <w:r>
+        <w:rPr>
+          <w:rFonts w:ascii="Times New Roman" w:hAnsi="Times New Roman" w:cs="Times New Roman"/>
+          <w:sz w:val="20"/>
+          <w:szCs w:val="20"/>
+        </w:rPr>
+        <w:t>provide</w:t>
+      </w:r>
+      <w:r>
+        <w:rPr>
+          <w:rFonts w:ascii="Times New Roman" w:hAnsi="Times New Roman" w:cs="Times New Roman"/>
+          <w:sz w:val="20"/>
+          <w:szCs w:val="20"/>
+        </w:rPr>
+        <w:t xml:space="preserve">d an </w:t>
+      </w:r>
+      <w:r>
+        <w:rPr>
+          <w:rFonts w:ascii="Times New Roman" w:hAnsi="Times New Roman" w:cs="Times New Roman"/>
+          <w:sz w:val="20"/>
+          <w:szCs w:val="20"/>
+        </w:rPr>
+        <w:t>a</w:t>
+      </w:r>
+      <w:r>
+        <w:rPr>
+          <w:rFonts w:ascii="Times New Roman" w:hAnsi="Times New Roman" w:cs="Times New Roman"/>
+          <w:sz w:val="20"/>
+          <w:szCs w:val="20"/>
+        </w:rPr>
+        <w:t xml:space="preserve">udit </w:t>
+      </w:r>
+      <w:r>
+        <w:rPr>
+          <w:rFonts w:ascii="Times New Roman" w:hAnsi="Times New Roman" w:cs="Times New Roman"/>
+          <w:sz w:val="20"/>
+          <w:szCs w:val="20"/>
+        </w:rPr>
+        <w:t>menu</w:t>
+      </w:r>
+      <w:r>
+        <w:rPr>
+          <w:rFonts w:ascii="Times New Roman" w:hAnsi="Times New Roman" w:cs="Times New Roman"/>
+          <w:sz w:val="20"/>
+          <w:szCs w:val="20"/>
+        </w:rPr>
+        <w:t xml:space="preserve"> </w:t>
+      </w:r>
+      <w:r>
+        <w:rPr>
+          <w:rFonts w:ascii="Times New Roman" w:hAnsi="Times New Roman" w:cs="Times New Roman"/>
+          <w:sz w:val="20"/>
+          <w:szCs w:val="20"/>
+        </w:rPr>
+        <w:t>which</w:t>
+      </w:r>
+      <w:r>
+        <w:rPr>
+          <w:rFonts w:ascii="Times New Roman" w:hAnsi="Times New Roman" w:cs="Times New Roman"/>
+          <w:sz w:val="20"/>
+          <w:szCs w:val="20"/>
+        </w:rPr>
+        <w:t xml:space="preserve"> allows the</w:t>
+      </w:r>
+      <w:r>
+        <w:rPr>
+          <w:rFonts w:ascii="Times New Roman" w:hAnsi="Times New Roman" w:cs="Times New Roman"/>
+          <w:sz w:val="20"/>
+          <w:szCs w:val="20"/>
+        </w:rPr>
+        <w:t>m</w:t>
+      </w:r>
+      <w:r>
+        <w:rPr>
+          <w:rFonts w:ascii="Times New Roman" w:hAnsi="Times New Roman" w:cs="Times New Roman"/>
+          <w:sz w:val="20"/>
+          <w:szCs w:val="20"/>
+        </w:rPr>
+        <w:t xml:space="preserve"> to review other users’ conversation</w:t>
+      </w:r>
+      <w:r>
+        <w:rPr>
+          <w:rFonts w:ascii="Times New Roman" w:hAnsi="Times New Roman" w:cs="Times New Roman"/>
+          <w:sz w:val="20"/>
+          <w:szCs w:val="20"/>
+        </w:rPr>
+        <w:t>s</w:t>
+      </w:r>
+      <w:r>
+        <w:rPr>
+          <w:rFonts w:ascii="Times New Roman" w:hAnsi="Times New Roman" w:cs="Times New Roman"/>
+          <w:sz w:val="20"/>
+          <w:szCs w:val="20"/>
+        </w:rPr>
+        <w:t xml:space="preserve"> in read-only mode</w:t>
+      </w:r>
+      <w:r>
+        <w:rPr>
+          <w:rFonts w:ascii="Times New Roman" w:hAnsi="Times New Roman" w:cs="Times New Roman"/>
+          <w:sz w:val="20"/>
+          <w:szCs w:val="20"/>
+        </w:rPr>
+        <w:t>.</w:t>
+      </w:r>
+    </w:p>
+    <w:p>
+      <w:pPr>
+        <w:numPr>
+          <w:ilvl w:val="2"/>
+          <w:numId w:val="1"/>
+        </w:numPr>
+        <w:rPr>
+          <w:rFonts w:ascii="Times New Roman" w:hAnsi="Times New Roman" w:cs="Times New Roman"/>
+          <w:sz w:val="20"/>
+          <w:szCs w:val="20"/>
+        </w:rPr>
+      </w:pPr>
+      <w:r>
+        <w:rPr>
+          <w:rFonts w:ascii="Times New Roman" w:hAnsi="Times New Roman" w:cs="Times New Roman"/>
+          <w:sz w:val="20"/>
+          <w:szCs w:val="20"/>
+        </w:rPr>
+        <w:t>When</w:t>
+      </w:r>
+      <w:r>
+        <w:rPr>
+          <w:rFonts w:ascii="Times New Roman" w:hAnsi="Times New Roman" w:cs="Times New Roman"/>
+          <w:sz w:val="20"/>
+          <w:szCs w:val="20"/>
+        </w:rPr>
+        <w:t xml:space="preserve"> the IT</w:t>
+      </w:r>
+      <w:r>
+        <w:rPr>
+          <w:rFonts w:ascii="Times New Roman" w:hAnsi="Times New Roman" w:cs="Times New Roman"/>
+          <w:sz w:val="20"/>
+          <w:szCs w:val="20"/>
+        </w:rPr>
+        <w:t xml:space="preserve"> </w:t>
+      </w:r>
+      <w:r>
+        <w:rPr>
+          <w:rFonts w:ascii="Times New Roman" w:hAnsi="Times New Roman" w:cs="Times New Roman"/>
+          <w:sz w:val="20"/>
+          <w:szCs w:val="20"/>
+        </w:rPr>
+        <w:t xml:space="preserve">opts to change their view into </w:t>
+      </w:r>
+      <w:r>
+        <w:rPr>
+          <w:rFonts w:ascii="Times New Roman" w:hAnsi="Times New Roman" w:cs="Times New Roman"/>
+          <w:sz w:val="20"/>
+          <w:szCs w:val="20"/>
+        </w:rPr>
+        <w:t>A</w:t>
+      </w:r>
+      <w:r>
+        <w:rPr>
+          <w:rFonts w:ascii="Times New Roman" w:hAnsi="Times New Roman" w:cs="Times New Roman"/>
+          <w:sz w:val="20"/>
+          <w:szCs w:val="20"/>
+        </w:rPr>
+        <w:t xml:space="preserve">udit </w:t>
+      </w:r>
+      <w:r>
+        <w:rPr>
+          <w:rFonts w:ascii="Times New Roman" w:hAnsi="Times New Roman" w:cs="Times New Roman"/>
+          <w:sz w:val="20"/>
+          <w:szCs w:val="20"/>
+        </w:rPr>
+        <w:t>M</w:t>
+      </w:r>
+      <w:r>
+        <w:rPr>
+          <w:rFonts w:ascii="Times New Roman" w:hAnsi="Times New Roman" w:cs="Times New Roman"/>
+          <w:sz w:val="20"/>
+          <w:szCs w:val="20"/>
+        </w:rPr>
+        <w:t>ode</w:t>
+      </w:r>
+      <w:r>
+        <w:rPr>
+          <w:rFonts w:ascii="Times New Roman" w:hAnsi="Times New Roman" w:cs="Times New Roman"/>
+          <w:sz w:val="20"/>
+          <w:szCs w:val="20"/>
+        </w:rPr>
+        <w:t>, the application displays a User List screen</w:t>
+      </w:r>
+      <w:r>
+        <w:rPr>
+          <w:rFonts w:ascii="Times New Roman" w:hAnsi="Times New Roman" w:cs="Times New Roman"/>
+          <w:sz w:val="20"/>
+          <w:szCs w:val="20"/>
+        </w:rPr>
+        <w:t>.</w:t>
+      </w:r>
+    </w:p>
+    <w:p>
+      <w:pPr>
+        <w:numPr>
+          <w:ilvl w:val="2"/>
+          <w:numId w:val="1"/>
+        </w:numPr>
+        <w:rPr>
+          <w:rFonts w:ascii="Times New Roman" w:hAnsi="Times New Roman" w:cs="Times New Roman"/>
+          <w:sz w:val="20"/>
+          <w:szCs w:val="20"/>
+        </w:rPr>
+      </w:pPr>
+      <w:r>
+        <w:rPr>
+          <w:rFonts w:ascii="Times New Roman" w:hAnsi="Times New Roman" w:cs="Times New Roman"/>
+          <w:sz w:val="20"/>
+          <w:szCs w:val="20"/>
+        </w:rPr>
+        <w:t xml:space="preserve">Through the </w:t>
+      </w:r>
+      <w:r>
+        <w:rPr>
+          <w:rFonts w:ascii="Times New Roman" w:hAnsi="Times New Roman" w:cs="Times New Roman"/>
+          <w:sz w:val="20"/>
+          <w:szCs w:val="20"/>
+        </w:rPr>
+        <w:t xml:space="preserve">user list </w:t>
+      </w:r>
+      <w:r>
+        <w:rPr>
+          <w:rFonts w:ascii="Times New Roman" w:hAnsi="Times New Roman" w:cs="Times New Roman"/>
+          <w:sz w:val="20"/>
+          <w:szCs w:val="20"/>
+        </w:rPr>
+        <w:t>screen,</w:t>
+      </w:r>
+      <w:r>
+        <w:rPr>
+          <w:rFonts w:ascii="Times New Roman" w:hAnsi="Times New Roman" w:cs="Times New Roman"/>
+          <w:sz w:val="20"/>
+          <w:szCs w:val="20"/>
+        </w:rPr>
+        <w:t xml:space="preserve"> </w:t>
+      </w:r>
+      <w:r>
+        <w:rPr>
+          <w:rFonts w:ascii="Times New Roman" w:hAnsi="Times New Roman" w:cs="Times New Roman"/>
+          <w:sz w:val="20"/>
+          <w:szCs w:val="20"/>
+        </w:rPr>
+        <w:t xml:space="preserve">the IT user is able to see a </w:t>
+      </w:r>
+      <w:r>
+        <w:rPr>
+          <w:rFonts w:ascii="Times New Roman" w:hAnsi="Times New Roman" w:cs="Times New Roman"/>
+          <w:sz w:val="20"/>
+          <w:szCs w:val="20"/>
+        </w:rPr>
+        <w:t>display</w:t>
+      </w:r>
+      <w:r>
+        <w:rPr>
+          <w:rFonts w:ascii="Times New Roman" w:hAnsi="Times New Roman" w:cs="Times New Roman"/>
+          <w:sz w:val="20"/>
+          <w:szCs w:val="20"/>
+        </w:rPr>
+        <w:t xml:space="preserve"> of a</w:t>
+      </w:r>
+      <w:r>
+        <w:rPr>
+          <w:rFonts w:ascii="Times New Roman" w:hAnsi="Times New Roman" w:cs="Times New Roman"/>
+          <w:sz w:val="20"/>
+          <w:szCs w:val="20"/>
+        </w:rPr>
+        <w:t xml:space="preserve"> list of available users retrieved from the server</w:t>
+      </w:r>
+      <w:r>
+        <w:rPr>
+          <w:rFonts w:ascii="Times New Roman" w:hAnsi="Times New Roman" w:cs="Times New Roman"/>
+          <w:sz w:val="20"/>
+          <w:szCs w:val="20"/>
+        </w:rPr>
+        <w:t>.</w:t>
+      </w:r>
+    </w:p>
+    <w:p>
+      <w:pPr>
+        <w:numPr>
+          <w:ilvl w:val="2"/>
+          <w:numId w:val="1"/>
+        </w:numPr>
+        <w:rPr>
+          <w:rFonts w:ascii="Times New Roman" w:hAnsi="Times New Roman" w:cs="Times New Roman"/>
+          <w:sz w:val="20"/>
+          <w:szCs w:val="20"/>
+        </w:rPr>
+      </w:pPr>
+      <w:r>
+        <w:rPr>
+          <w:rFonts w:ascii="Times New Roman" w:hAnsi="Times New Roman" w:cs="Times New Roman"/>
+          <w:sz w:val="20"/>
+          <w:szCs w:val="20"/>
+        </w:rPr>
+        <w:t xml:space="preserve">The user list screen includes a search bar that allows the IT user to search users by username </w:t>
+      </w:r>
+    </w:p>
+    <w:p>
+      <w:pPr>
+        <w:numPr>
+          <w:ilvl w:val="2"/>
+          <w:numId w:val="1"/>
+        </w:numPr>
+        <w:rPr>
+          <w:rFonts w:ascii="Times New Roman" w:hAnsi="Times New Roman" w:cs="Times New Roman"/>
+          <w:sz w:val="20"/>
+          <w:szCs w:val="20"/>
+        </w:rPr>
+      </w:pPr>
+      <w:r>
+        <w:rPr>
+          <w:rFonts w:ascii="Times New Roman" w:hAnsi="Times New Roman" w:cs="Times New Roman"/>
+          <w:sz w:val="20"/>
+          <w:szCs w:val="20"/>
+        </w:rPr>
+        <w:t>The IT user can select user either by searching and selecting from results or selecting directly from the displayed list.</w:t>
+      </w:r>
+    </w:p>
+    <w:p>
+      <w:pPr>
+        <w:numPr>
+          <w:ilvl w:val="2"/>
+          <w:numId w:val="1"/>
+        </w:numPr>
+        <w:rPr>
+          <w:rFonts w:ascii="Times New Roman" w:hAnsi="Times New Roman" w:cs="Times New Roman"/>
+          <w:sz w:val="20"/>
+          <w:szCs w:val="20"/>
+        </w:rPr>
+      </w:pPr>
+      <w:r>
+        <w:rPr>
+          <w:rFonts w:ascii="Times New Roman" w:hAnsi="Times New Roman" w:cs="Times New Roman"/>
+          <w:sz w:val="20"/>
+          <w:szCs w:val="20"/>
+        </w:rPr>
+        <w:t>When the IT user selects a user, the application enters Audit Mode for that selected user and displays the selected user Chat List</w:t>
+      </w:r>
+    </w:p>
+    <w:p>
+      <w:pPr>
+        <w:numPr>
+          <w:ilvl w:val="2"/>
+          <w:numId w:val="1"/>
+        </w:numPr>
+        <w:rPr>
+          <w:rFonts w:ascii="Times New Roman" w:hAnsi="Times New Roman" w:cs="Times New Roman"/>
+          <w:sz w:val="20"/>
+          <w:szCs w:val="20"/>
+        </w:rPr>
+      </w:pPr>
+      <w:r>
+        <w:rPr>
+          <w:rFonts w:ascii="Times New Roman" w:hAnsi="Times New Roman" w:cs="Times New Roman"/>
+          <w:sz w:val="20"/>
+          <w:szCs w:val="20"/>
+        </w:rPr>
+        <w:t>In Audit Mode, when a chat is opened, the IT user can view the full message history for that chat in a scrollable view.</w:t>
+      </w:r>
+    </w:p>
+    <w:p>
+      <w:pPr>
+        <w:numPr>
+          <w:ilvl w:val="2"/>
+          <w:numId w:val="1"/>
+        </w:numPr>
+        <w:rPr>
+          <w:rFonts w:ascii="Times New Roman" w:hAnsi="Times New Roman" w:cs="Times New Roman"/>
+          <w:sz w:val="20"/>
+          <w:szCs w:val="20"/>
+        </w:rPr>
+      </w:pPr>
+      <w:r>
+        <w:rPr>
+          <w:rFonts w:ascii="Times New Roman" w:hAnsi="Times New Roman" w:cs="Times New Roman"/>
+          <w:sz w:val="20"/>
+          <w:szCs w:val="20"/>
+        </w:rPr>
+        <w:t>The IT user can view message from both private chats and group chats</w:t>
+      </w:r>
+    </w:p>
+    <w:p>
+      <w:pPr>
+        <w:numPr>
+          <w:ilvl w:val="2"/>
+          <w:numId w:val="1"/>
+        </w:numPr>
+        <w:rPr>
+          <w:rFonts w:ascii="Times New Roman" w:hAnsi="Times New Roman" w:cs="Times New Roman"/>
+          <w:sz w:val="20"/>
+          <w:szCs w:val="20"/>
+        </w:rPr>
+      </w:pPr>
+      <w:r>
+        <w:rPr>
+          <w:rFonts w:ascii="Times New Roman" w:hAnsi="Times New Roman" w:cs="Times New Roman"/>
+          <w:sz w:val="20"/>
+          <w:szCs w:val="20"/>
+        </w:rPr>
+        <w:t>In Audit Mode, the IT user is not permitted to send, delete, or edit any chats</w:t>
+      </w:r>
+      <w:r>
+        <w:rPr>
+          <w:rFonts w:ascii="Times New Roman" w:hAnsi="Times New Roman" w:cs="Times New Roman"/>
+          <w:sz w:val="20"/>
+          <w:szCs w:val="20"/>
+        </w:rPr>
+        <w:t xml:space="preserve"> or messages</w:t>
+      </w:r>
+      <w:r>
+        <w:rPr>
+          <w:rFonts w:ascii="Times New Roman" w:hAnsi="Times New Roman" w:cs="Times New Roman"/>
+          <w:sz w:val="20"/>
+          <w:szCs w:val="20"/>
+        </w:rPr>
+        <w:t>.</w:t>
+      </w:r>
+    </w:p>
+    <w:p>
+      <w:pPr>
+        <w:numPr>
+          <w:ilvl w:val="2"/>
+          <w:numId w:val="1"/>
+        </w:numPr>
+        <w:rPr>
+          <w:rFonts w:ascii="Times New Roman" w:hAnsi="Times New Roman" w:cs="Times New Roman"/>
+          <w:sz w:val="20"/>
+          <w:szCs w:val="20"/>
+        </w:rPr>
+      </w:pPr>
+      <w:r>
+        <w:rPr>
+          <w:rFonts w:ascii="Times New Roman" w:hAnsi="Times New Roman" w:cs="Times New Roman"/>
+          <w:sz w:val="20"/>
+          <w:szCs w:val="20"/>
+        </w:rPr>
+        <w:t>In Audit Mode, the application visually indicates that the IT user is viewing chats as another user</w:t>
+      </w:r>
+    </w:p>
+    <w:p>
+      <w:pPr>
+        <w:numPr>
+          <w:ilvl w:val="2"/>
+          <w:numId w:val="1"/>
+        </w:numPr>
+        <w:rPr>
+          <w:rFonts w:ascii="Times New Roman" w:hAnsi="Times New Roman" w:cs="Times New Roman"/>
+          <w:sz w:val="20"/>
+          <w:szCs w:val="20"/>
+        </w:rPr>
+      </w:pPr>
+      <w:r>
+        <w:rPr>
+          <w:rFonts w:ascii="Times New Roman" w:hAnsi="Times New Roman" w:cs="Times New Roman"/>
+          <w:sz w:val="20"/>
+          <w:szCs w:val="20"/>
+        </w:rPr>
+        <w:t xml:space="preserve">In Audit Mode, there is a button to export the displayed chat. This saves the chat log locally to the IT user as a file </w:t>
+      </w:r>
+    </w:p>
+    <w:p>
+      <w:pPr>
+        <w:numPr>
+          <w:ilvl w:val="2"/>
+          <w:numId w:val="1"/>
+        </w:numPr>
+        <w:rPr>
+          <w:rFonts w:ascii="Times New Roman" w:hAnsi="Times New Roman" w:cs="Times New Roman"/>
+          <w:sz w:val="20"/>
+          <w:szCs w:val="20"/>
+        </w:rPr>
+      </w:pPr>
+      <w:r>
+        <w:rPr>
+          <w:rFonts w:ascii="Times New Roman" w:hAnsi="Times New Roman" w:cs="Times New Roman"/>
+          <w:sz w:val="20"/>
+          <w:szCs w:val="20"/>
+        </w:rPr>
+        <w:t xml:space="preserve">The IT user can exit Audit Mode by </w:t>
+      </w:r>
+      <w:r>
+        <w:rPr>
+          <w:rFonts w:ascii="Times New Roman" w:hAnsi="Times New Roman" w:cs="Times New Roman"/>
+          <w:sz w:val="20"/>
+          <w:szCs w:val="20"/>
+        </w:rPr>
+        <w:t>pressing the exit audit mode button</w:t>
       </w:r>
     </w:p>
     <w:p>
@@ -6071,407 +7071,9 @@
           <w:sz w:val="24"/>
           <w:szCs w:val="24"/>
         </w:rPr>
-        <w:t>IT Module Requirements:</w:t>
-      </w:r>
-    </w:p>
-    <w:p>
-      <w:pPr>
-        <w:numPr>
-          <w:ilvl w:val="2"/>
-          <w:numId w:val="1"/>
-        </w:numPr>
-        <w:rPr>
-          <w:rFonts w:ascii="Times New Roman" w:hAnsi="Times New Roman" w:cs="Times New Roman"/>
-          <w:sz w:val="20"/>
-          <w:szCs w:val="20"/>
-        </w:rPr>
-      </w:pPr>
-      <w:r>
-        <w:rPr>
-          <w:rFonts w:ascii="Times New Roman" w:hAnsi="Times New Roman" w:cs="Times New Roman"/>
-          <w:color w:val="000000"/>
-          <w:sz w:val="20"/>
-          <w:szCs w:val="20"/>
-        </w:rPr>
-        <w:t xml:space="preserve">The IT Module </w:t>
-      </w:r>
-      <w:r>
-        <w:rPr>
-          <w:rFonts w:ascii="Times New Roman" w:hAnsi="Times New Roman" w:cs="Times New Roman"/>
-          <w:color w:val="000000"/>
-          <w:sz w:val="20"/>
-          <w:szCs w:val="20"/>
-        </w:rPr>
-        <w:t xml:space="preserve">(IM) </w:t>
-      </w:r>
-      <w:r>
-        <w:rPr>
-          <w:rFonts w:ascii="Times New Roman" w:hAnsi="Times New Roman" w:cs="Times New Roman"/>
-          <w:color w:val="000000"/>
-          <w:sz w:val="20"/>
-          <w:szCs w:val="20"/>
-        </w:rPr>
-        <w:t xml:space="preserve">supports all features available in the </w:t>
-      </w:r>
-      <w:r>
-        <w:rPr>
-          <w:rFonts w:ascii="Times New Roman" w:hAnsi="Times New Roman" w:cs="Times New Roman"/>
-          <w:color w:val="000000"/>
-          <w:sz w:val="20"/>
-          <w:szCs w:val="20"/>
-        </w:rPr>
-        <w:t>CM</w:t>
-      </w:r>
-    </w:p>
-    <w:p>
-      <w:pPr>
-        <w:numPr>
-          <w:ilvl w:val="2"/>
-          <w:numId w:val="1"/>
-        </w:numPr>
-        <w:rPr>
-          <w:rFonts w:ascii="Times New Roman" w:hAnsi="Times New Roman" w:cs="Times New Roman"/>
-          <w:sz w:val="20"/>
-          <w:szCs w:val="20"/>
-        </w:rPr>
-      </w:pPr>
-      <w:r>
-        <w:rPr>
-          <w:rFonts w:ascii="Times New Roman" w:hAnsi="Times New Roman" w:cs="Times New Roman"/>
-          <w:sz w:val="20"/>
-          <w:szCs w:val="20"/>
-        </w:rPr>
-        <w:t xml:space="preserve">The </w:t>
-      </w:r>
-      <w:r>
-        <w:rPr>
-          <w:rFonts w:ascii="Times New Roman" w:hAnsi="Times New Roman" w:cs="Times New Roman"/>
-          <w:sz w:val="20"/>
-          <w:szCs w:val="20"/>
-        </w:rPr>
-        <w:t xml:space="preserve">IM </w:t>
-      </w:r>
-      <w:r>
-        <w:rPr>
-          <w:rFonts w:ascii="Times New Roman" w:hAnsi="Times New Roman" w:cs="Times New Roman"/>
-          <w:sz w:val="20"/>
-          <w:szCs w:val="20"/>
-        </w:rPr>
-        <w:t>provide</w:t>
-      </w:r>
-      <w:r>
-        <w:rPr>
-          <w:rFonts w:ascii="Times New Roman" w:hAnsi="Times New Roman" w:cs="Times New Roman"/>
-          <w:sz w:val="20"/>
-          <w:szCs w:val="20"/>
-        </w:rPr>
-        <w:t>s the</w:t>
-      </w:r>
-      <w:r>
-        <w:rPr>
-          <w:rFonts w:ascii="Times New Roman" w:hAnsi="Times New Roman" w:cs="Times New Roman"/>
-          <w:sz w:val="20"/>
-          <w:szCs w:val="20"/>
-        </w:rPr>
-        <w:t xml:space="preserve"> Audit </w:t>
-      </w:r>
-      <w:r>
-        <w:rPr>
-          <w:rFonts w:ascii="Times New Roman" w:hAnsi="Times New Roman" w:cs="Times New Roman"/>
-          <w:sz w:val="20"/>
-          <w:szCs w:val="20"/>
-        </w:rPr>
-        <w:t>menu</w:t>
-      </w:r>
-      <w:r>
-        <w:rPr>
-          <w:rFonts w:ascii="Times New Roman" w:hAnsi="Times New Roman" w:cs="Times New Roman"/>
-          <w:sz w:val="20"/>
-          <w:szCs w:val="20"/>
-        </w:rPr>
-        <w:t xml:space="preserve"> </w:t>
-      </w:r>
-      <w:r>
-        <w:rPr>
-          <w:rFonts w:ascii="Times New Roman" w:hAnsi="Times New Roman" w:cs="Times New Roman"/>
-          <w:sz w:val="20"/>
-          <w:szCs w:val="20"/>
-        </w:rPr>
-        <w:t>which</w:t>
-      </w:r>
-      <w:r>
-        <w:rPr>
-          <w:rFonts w:ascii="Times New Roman" w:hAnsi="Times New Roman" w:cs="Times New Roman"/>
-          <w:sz w:val="20"/>
-          <w:szCs w:val="20"/>
-        </w:rPr>
-        <w:t xml:space="preserve"> allows the IT user to review other users’ conversation</w:t>
-      </w:r>
-      <w:r>
-        <w:rPr>
-          <w:rFonts w:ascii="Times New Roman" w:hAnsi="Times New Roman" w:cs="Times New Roman"/>
-          <w:sz w:val="20"/>
-          <w:szCs w:val="20"/>
-        </w:rPr>
-        <w:t>s</w:t>
-      </w:r>
-      <w:r>
-        <w:rPr>
-          <w:rFonts w:ascii="Times New Roman" w:hAnsi="Times New Roman" w:cs="Times New Roman"/>
-          <w:sz w:val="20"/>
-          <w:szCs w:val="20"/>
-        </w:rPr>
-        <w:t xml:space="preserve"> in read-only mode</w:t>
-      </w:r>
-    </w:p>
-    <w:p>
-      <w:pPr>
-        <w:numPr>
-          <w:ilvl w:val="2"/>
-          <w:numId w:val="1"/>
-        </w:numPr>
-        <w:rPr>
-          <w:rFonts w:ascii="Times New Roman" w:hAnsi="Times New Roman" w:cs="Times New Roman"/>
-          <w:sz w:val="20"/>
-          <w:szCs w:val="20"/>
-        </w:rPr>
-      </w:pPr>
-      <w:r>
-        <w:rPr>
-          <w:rFonts w:ascii="Times New Roman" w:hAnsi="Times New Roman" w:cs="Times New Roman"/>
-          <w:sz w:val="20"/>
-          <w:szCs w:val="20"/>
-        </w:rPr>
-        <w:t>When Change View is selected, the application displays a User List screen</w:t>
-      </w:r>
-    </w:p>
-    <w:p>
-      <w:pPr>
-        <w:numPr>
-          <w:ilvl w:val="2"/>
-          <w:numId w:val="1"/>
-        </w:numPr>
-        <w:rPr>
-          <w:rFonts w:ascii="Times New Roman" w:hAnsi="Times New Roman" w:cs="Times New Roman"/>
-          <w:sz w:val="20"/>
-          <w:szCs w:val="20"/>
-        </w:rPr>
-      </w:pPr>
-      <w:r>
-        <w:rPr>
-          <w:rFonts w:ascii="Times New Roman" w:hAnsi="Times New Roman" w:cs="Times New Roman"/>
-          <w:sz w:val="20"/>
-          <w:szCs w:val="20"/>
-        </w:rPr>
-        <w:t>The user list screen displays a list of available users retrieved from the server</w:t>
-      </w:r>
-    </w:p>
-    <w:p>
-      <w:pPr>
-        <w:numPr>
-          <w:ilvl w:val="2"/>
-          <w:numId w:val="1"/>
-        </w:numPr>
-        <w:rPr>
-          <w:rFonts w:ascii="Times New Roman" w:hAnsi="Times New Roman" w:cs="Times New Roman"/>
-          <w:sz w:val="20"/>
-          <w:szCs w:val="20"/>
-        </w:rPr>
-      </w:pPr>
-      <w:r>
-        <w:rPr>
-          <w:rFonts w:ascii="Times New Roman" w:hAnsi="Times New Roman" w:cs="Times New Roman"/>
-          <w:sz w:val="20"/>
-          <w:szCs w:val="20"/>
-        </w:rPr>
-        <w:t xml:space="preserve">The user list screen includes a search bar that allows the IT user to search users by username </w:t>
-      </w:r>
-    </w:p>
-    <w:p>
-      <w:pPr>
-        <w:numPr>
-          <w:ilvl w:val="2"/>
-          <w:numId w:val="1"/>
-        </w:numPr>
-        <w:rPr>
-          <w:rFonts w:ascii="Times New Roman" w:hAnsi="Times New Roman" w:cs="Times New Roman"/>
-          <w:sz w:val="20"/>
-          <w:szCs w:val="20"/>
-        </w:rPr>
-      </w:pPr>
-      <w:r>
-        <w:rPr>
-          <w:rFonts w:ascii="Times New Roman" w:hAnsi="Times New Roman" w:cs="Times New Roman"/>
-          <w:sz w:val="20"/>
-          <w:szCs w:val="20"/>
-        </w:rPr>
-        <w:t>The IT user can select user either by searching and selecting from results or selecting directly from the displayed list.</w:t>
-      </w:r>
-    </w:p>
-    <w:p>
-      <w:pPr>
-        <w:numPr>
-          <w:ilvl w:val="2"/>
-          <w:numId w:val="1"/>
-        </w:numPr>
-        <w:rPr>
-          <w:rFonts w:ascii="Times New Roman" w:hAnsi="Times New Roman" w:cs="Times New Roman"/>
-          <w:sz w:val="20"/>
-          <w:szCs w:val="20"/>
-        </w:rPr>
-      </w:pPr>
-      <w:r>
-        <w:rPr>
-          <w:rFonts w:ascii="Times New Roman" w:hAnsi="Times New Roman" w:cs="Times New Roman"/>
-          <w:sz w:val="20"/>
-          <w:szCs w:val="20"/>
-        </w:rPr>
-        <w:t>When the IT user selects a user, the application enters Audit Mode for that selected user and displays the selected user Chat List</w:t>
-      </w:r>
-    </w:p>
-    <w:p>
-      <w:pPr>
-        <w:numPr>
-          <w:ilvl w:val="2"/>
-          <w:numId w:val="1"/>
-        </w:numPr>
-        <w:rPr>
-          <w:rFonts w:ascii="Times New Roman" w:hAnsi="Times New Roman" w:cs="Times New Roman"/>
-          <w:sz w:val="20"/>
-          <w:szCs w:val="20"/>
-        </w:rPr>
-      </w:pPr>
-      <w:r>
-        <w:rPr>
-          <w:rFonts w:ascii="Times New Roman" w:hAnsi="Times New Roman" w:cs="Times New Roman"/>
-          <w:sz w:val="20"/>
-          <w:szCs w:val="20"/>
-        </w:rPr>
-        <w:t>In Audit Mode, when a chat is opened, the IT user can view the full message history for that chat in a scrollable view.</w:t>
-      </w:r>
-    </w:p>
-    <w:p>
-      <w:pPr>
-        <w:numPr>
-          <w:ilvl w:val="2"/>
-          <w:numId w:val="1"/>
-        </w:numPr>
-        <w:rPr>
-          <w:rFonts w:ascii="Times New Roman" w:hAnsi="Times New Roman" w:cs="Times New Roman"/>
-          <w:sz w:val="20"/>
-          <w:szCs w:val="20"/>
-        </w:rPr>
-      </w:pPr>
-      <w:r>
-        <w:rPr>
-          <w:rFonts w:ascii="Times New Roman" w:hAnsi="Times New Roman" w:cs="Times New Roman"/>
-          <w:sz w:val="20"/>
-          <w:szCs w:val="20"/>
-        </w:rPr>
-        <w:t>The IT user can view message from both private chats and group chats</w:t>
-      </w:r>
-    </w:p>
-    <w:p>
-      <w:pPr>
-        <w:numPr>
-          <w:ilvl w:val="2"/>
-          <w:numId w:val="1"/>
-        </w:numPr>
-        <w:rPr>
-          <w:rFonts w:ascii="Times New Roman" w:hAnsi="Times New Roman" w:cs="Times New Roman"/>
-          <w:sz w:val="20"/>
-          <w:szCs w:val="20"/>
-        </w:rPr>
-      </w:pPr>
-      <w:r>
-        <w:rPr>
-          <w:rFonts w:ascii="Times New Roman" w:hAnsi="Times New Roman" w:cs="Times New Roman"/>
-          <w:sz w:val="20"/>
-          <w:szCs w:val="20"/>
-        </w:rPr>
-        <w:t>In Audit Mode, the IT user is not permitted to send, delete, or edit any chats</w:t>
-      </w:r>
-    </w:p>
-    <w:p>
-      <w:pPr>
-        <w:numPr>
-          <w:ilvl w:val="2"/>
-          <w:numId w:val="1"/>
-        </w:numPr>
-        <w:rPr>
-          <w:rFonts w:ascii="Times New Roman" w:hAnsi="Times New Roman" w:cs="Times New Roman"/>
-          <w:sz w:val="20"/>
-          <w:szCs w:val="20"/>
-        </w:rPr>
-      </w:pPr>
-      <w:r>
-        <w:rPr>
-          <w:rFonts w:ascii="Times New Roman" w:hAnsi="Times New Roman" w:cs="Times New Roman"/>
-          <w:sz w:val="20"/>
-          <w:szCs w:val="20"/>
-        </w:rPr>
-        <w:t>In Audit Mode, the application visually indicates that the IT user is viewing chats as another user</w:t>
-      </w:r>
-    </w:p>
-    <w:p>
-      <w:pPr>
-        <w:numPr>
-          <w:ilvl w:val="2"/>
-          <w:numId w:val="1"/>
-        </w:numPr>
-        <w:rPr>
-          <w:rFonts w:ascii="Times New Roman" w:hAnsi="Times New Roman" w:cs="Times New Roman"/>
-          <w:sz w:val="20"/>
-          <w:szCs w:val="20"/>
-        </w:rPr>
-      </w:pPr>
-      <w:r>
-        <w:rPr>
-          <w:rFonts w:ascii="Times New Roman" w:hAnsi="Times New Roman" w:cs="Times New Roman"/>
-          <w:sz w:val="20"/>
-          <w:szCs w:val="20"/>
-        </w:rPr>
-        <w:t xml:space="preserve">In Audit Mode, there is a button to export the displayed chat. This saves the chat log locally to the IT user as a file </w:t>
-      </w:r>
-    </w:p>
-    <w:p>
-      <w:pPr>
-        <w:numPr>
-          <w:ilvl w:val="2"/>
-          <w:numId w:val="1"/>
-        </w:numPr>
-        <w:rPr>
-          <w:rFonts w:ascii="Times New Roman" w:hAnsi="Times New Roman" w:cs="Times New Roman"/>
-          <w:sz w:val="20"/>
-          <w:szCs w:val="20"/>
-        </w:rPr>
-      </w:pPr>
-      <w:r>
-        <w:rPr>
-          <w:rFonts w:ascii="Times New Roman" w:hAnsi="Times New Roman" w:cs="Times New Roman"/>
-          <w:sz w:val="20"/>
-          <w:szCs w:val="20"/>
-        </w:rPr>
-        <w:t xml:space="preserve">The IT user can exit Audit Mode by </w:t>
-      </w:r>
-      <w:r>
-        <w:rPr>
-          <w:rFonts w:ascii="Times New Roman" w:hAnsi="Times New Roman" w:cs="Times New Roman"/>
-          <w:sz w:val="20"/>
-          <w:szCs w:val="20"/>
-        </w:rPr>
-        <w:t>pressing the exit audit mode button</w:t>
-      </w:r>
-    </w:p>
-    <w:p>
-      <w:pPr>
-        <w:pStyle w:val="Heading3"/>
-        <w:keepLines w:val="0"/>
-        <w:numPr>
-          <w:ilvl w:val="1"/>
-          <w:numId w:val="1"/>
-        </w:numPr>
-        <w:spacing w:before="240" w:after="60" w:line="240" w:lineRule="auto"/>
+        <w:t>Communication</w:t>
+      </w:r>
+      <w:r>
         <w:rPr>
           <w:rFonts w:ascii="Times New Roman" w:eastAsia="Times New Roman" w:hAnsi="Times New Roman" w:cs="Times New Roman"/>
           <w:b/>
@@ -6480,7 +7082,8 @@
           <w:sz w:val="24"/>
           <w:szCs w:val="24"/>
         </w:rPr>
-      </w:pPr>
+        <w:t>s</w:t>
+      </w:r>
       <w:r>
         <w:rPr>
           <w:rFonts w:ascii="Times New Roman" w:eastAsia="Times New Roman" w:hAnsi="Times New Roman" w:cs="Times New Roman"/>
@@ -6490,7 +7093,7 @@
           <w:sz w:val="24"/>
           <w:szCs w:val="24"/>
         </w:rPr>
-        <w:t>Communication</w:t>
+        <w:t xml:space="preserve"> </w:t>
       </w:r>
       <w:r>
         <w:rPr>
@@ -6501,7 +7104,7 @@
           <w:sz w:val="24"/>
           <w:szCs w:val="24"/>
         </w:rPr>
-        <w:t>s</w:t>
+        <w:t>Server</w:t>
       </w:r>
       <w:r>
         <w:rPr>
@@ -6512,7 +7115,7 @@
           <w:sz w:val="24"/>
           <w:szCs w:val="24"/>
         </w:rPr>
-        <w:t xml:space="preserve"> </w:t>
+        <w:t xml:space="preserve"> Module Requirements:</w:t>
       </w:r>
       <w:r>
         <w:rPr>
@@ -6523,28 +7126,6 @@
           <w:sz w:val="24"/>
           <w:szCs w:val="24"/>
         </w:rPr>
-        <w:t>Server</w:t>
-      </w:r>
-      <w:r>
-        <w:rPr>
-          <w:rFonts w:ascii="Times New Roman" w:eastAsia="Times New Roman" w:hAnsi="Times New Roman" w:cs="Times New Roman"/>
-          <w:b/>
-          <w:bCs/>
-          <w:color w:val="000000"/>
-          <w:sz w:val="24"/>
-          <w:szCs w:val="24"/>
-        </w:rPr>
-        <w:t xml:space="preserve"> Module Requirements:</w:t>
-      </w:r>
-      <w:r>
-        <w:rPr>
-          <w:rFonts w:ascii="Times New Roman" w:eastAsia="Times New Roman" w:hAnsi="Times New Roman" w:cs="Times New Roman"/>
-          <w:b/>
-          <w:bCs/>
-          <w:color w:val="000000"/>
-          <w:sz w:val="24"/>
-          <w:szCs w:val="24"/>
-        </w:rPr>
         <w:tab/>
       </w:r>
     </w:p>
@@ -6629,7 +7210,40 @@
           <w:sz w:val="20"/>
           <w:szCs w:val="20"/>
         </w:rPr>
-        <w:t>The CSM must be able to secure a connection to the LM, the CM, and the IM</w:t>
+        <w:lastRenderedPageBreak/>
+        <w:t xml:space="preserve">The CSM must be able to secure a connection to the </w:t>
+      </w:r>
+      <w:r>
+        <w:rPr>
+          <w:rFonts w:ascii="Times New Roman" w:eastAsia="Times New Roman" w:hAnsi="Times New Roman" w:cs="Times New Roman"/>
+          <w:sz w:val="20"/>
+          <w:szCs w:val="20"/>
+        </w:rPr>
+        <w:t>U</w:t>
+      </w:r>
+      <w:r>
+        <w:rPr>
+          <w:rFonts w:ascii="Times New Roman" w:eastAsia="Times New Roman" w:hAnsi="Times New Roman" w:cs="Times New Roman"/>
+          <w:sz w:val="20"/>
+          <w:szCs w:val="20"/>
+        </w:rPr>
+        <w:t>LM</w:t>
+      </w:r>
+      <w:r>
+        <w:rPr>
+          <w:rFonts w:ascii="Times New Roman" w:eastAsia="Times New Roman" w:hAnsi="Times New Roman" w:cs="Times New Roman"/>
+          <w:sz w:val="20"/>
+          <w:szCs w:val="20"/>
+        </w:rPr>
+        <w:t xml:space="preserve"> and </w:t>
+      </w:r>
+      <w:r>
+        <w:rPr>
+          <w:rFonts w:ascii="Times New Roman" w:eastAsia="Times New Roman" w:hAnsi="Times New Roman" w:cs="Times New Roman"/>
+          <w:sz w:val="20"/>
+          <w:szCs w:val="20"/>
+        </w:rPr>
+        <w:t>the CM</w:t>
       </w:r>
     </w:p>
     <w:p>
@@ -6665,7 +7279,39 @@
           <w:sz w:val="20"/>
           <w:szCs w:val="20"/>
         </w:rPr>
-        <w:t xml:space="preserve"> support multiple LMs, CMs, and IMs</w:t>
+        <w:t xml:space="preserve"> support multiple </w:t>
+      </w:r>
+      <w:r>
+        <w:rPr>
+          <w:rFonts w:ascii="Times New Roman" w:eastAsia="Times New Roman" w:hAnsi="Times New Roman" w:cs="Times New Roman"/>
+          <w:sz w:val="20"/>
+          <w:szCs w:val="20"/>
+        </w:rPr>
+        <w:t>U</w:t>
+      </w:r>
+      <w:r>
+        <w:rPr>
+          <w:rFonts w:ascii="Times New Roman" w:eastAsia="Times New Roman" w:hAnsi="Times New Roman" w:cs="Times New Roman"/>
+          <w:sz w:val="20"/>
+          <w:szCs w:val="20"/>
+        </w:rPr>
+        <w:t>LMs</w:t>
+      </w:r>
+      <w:r>
+        <w:rPr>
+          <w:rFonts w:ascii="Times New Roman" w:eastAsia="Times New Roman" w:hAnsi="Times New Roman" w:cs="Times New Roman"/>
+          <w:sz w:val="20"/>
+          <w:szCs w:val="20"/>
+        </w:rPr>
+        <w:t xml:space="preserve"> and </w:t>
+      </w:r>
+      <w:r>
+        <w:rPr>
+          <w:rFonts w:ascii="Times New Roman" w:eastAsia="Times New Roman" w:hAnsi="Times New Roman" w:cs="Times New Roman"/>
+          <w:sz w:val="20"/>
+          <w:szCs w:val="20"/>
+        </w:rPr>
+        <w:t>CMs</w:t>
       </w:r>
     </w:p>
     <w:p>
@@ -6685,7 +7331,23 @@
           <w:sz w:val="20"/>
           <w:szCs w:val="20"/>
         </w:rPr>
-        <w:t>The CSM stores usernames and passwords for account authentications, to be compared with usernames and passwords sent from the LM</w:t>
+        <w:t xml:space="preserve">The CSM stores usernames and passwords for account authentications, to be compared with usernames and passwords sent from the </w:t>
+      </w:r>
+      <w:r>
+        <w:rPr>
+          <w:rFonts w:ascii="Times New Roman" w:eastAsia="Times New Roman" w:hAnsi="Times New Roman" w:cs="Times New Roman"/>
+          <w:sz w:val="20"/>
+          <w:szCs w:val="20"/>
+        </w:rPr>
+        <w:t>U</w:t>
+      </w:r>
+      <w:r>
+        <w:rPr>
+          <w:rFonts w:ascii="Times New Roman" w:eastAsia="Times New Roman" w:hAnsi="Times New Roman" w:cs="Times New Roman"/>
+          <w:sz w:val="20"/>
+          <w:szCs w:val="20"/>
+        </w:rPr>
+        <w:t>LM</w:t>
       </w:r>
     </w:p>
     <w:p>
@@ -6705,8 +7367,23 @@
           <w:sz w:val="20"/>
           <w:szCs w:val="20"/>
         </w:rPr>
-        <w:lastRenderedPageBreak/>
-        <w:t>Upon succeeding or failing authentication, the CSM will signal so to the LM.</w:t>
+        <w:t xml:space="preserve">Upon succeeding or failing authentication, the CSM will signal so to the </w:t>
+      </w:r>
+      <w:r>
+        <w:rPr>
+          <w:rFonts w:ascii="Times New Roman" w:eastAsia="Times New Roman" w:hAnsi="Times New Roman" w:cs="Times New Roman"/>
+          <w:sz w:val="20"/>
+          <w:szCs w:val="20"/>
+        </w:rPr>
+        <w:t>U</w:t>
+      </w:r>
+      <w:r>
+        <w:rPr>
+          <w:rFonts w:ascii="Times New Roman" w:eastAsia="Times New Roman" w:hAnsi="Times New Roman" w:cs="Times New Roman"/>
+          <w:sz w:val="20"/>
+          <w:szCs w:val="20"/>
+        </w:rPr>
+        <w:t>LM.</w:t>
       </w:r>
     </w:p>
     <w:p>
@@ -6826,7 +7503,23 @@
           <w:sz w:val="20"/>
           <w:szCs w:val="20"/>
         </w:rPr>
-        <w:t>The CSM can send the message logs on request by the IM</w:t>
+        <w:t xml:space="preserve">The CSM can send the message logs on request by the </w:t>
+      </w:r>
+      <w:r>
+        <w:rPr>
+          <w:rFonts w:ascii="Times New Roman" w:eastAsia="Times New Roman" w:hAnsi="Times New Roman" w:cs="Times New Roman"/>
+          <w:sz w:val="20"/>
+          <w:szCs w:val="20"/>
+        </w:rPr>
+        <w:t>CM to authorized IT users</w:t>
+      </w:r>
+      <w:r>
+        <w:rPr>
+          <w:rFonts w:ascii="Times New Roman" w:eastAsia="Times New Roman" w:hAnsi="Times New Roman" w:cs="Times New Roman"/>
+          <w:sz w:val="20"/>
+          <w:szCs w:val="20"/>
+        </w:rPr>
+        <w:t>.</w:t>
       </w:r>
     </w:p>
     <w:p>
@@ -6993,7 +7686,7 @@
           <w:szCs w:val="20"/>
           <w:lang w:val="en-US"/>
         </w:rPr>
-        <w:t>CM, ULM, and IM</w:t>
+        <w:t>CM</w:t>
       </w:r>
       <w:r>
         <w:rPr>
@@ -7003,7 +7696,27 @@
           <w:szCs w:val="20"/>
           <w:lang w:val="en-US"/>
         </w:rPr>
-        <w:t xml:space="preserve"> to support login, chat selection, message viewing, and message sending.</w:t>
+        <w:t xml:space="preserve"> and </w:t>
+      </w:r>
+      <w:r>
+        <w:rPr>
+          <w:rFonts w:ascii="Times New Roman" w:eastAsia="Times New Roman" w:hAnsi="Times New Roman" w:cs="Times New Roman"/>
+          <w:color w:val="000000" w:themeColor="text1"/>
+          <w:sz w:val="20"/>
+          <w:szCs w:val="20"/>
+          <w:lang w:val="en-US"/>
+        </w:rPr>
+        <w:t xml:space="preserve">ULM </w:t>
+      </w:r>
+      <w:r>
+        <w:rPr>
+          <w:rFonts w:ascii="Times New Roman" w:eastAsia="Times New Roman" w:hAnsi="Times New Roman" w:cs="Times New Roman"/>
+          <w:color w:val="000000" w:themeColor="text1"/>
+          <w:sz w:val="20"/>
+          <w:szCs w:val="20"/>
+          <w:lang w:val="en-US"/>
+        </w:rPr>
+        <w:t>to support login, chat selection, message viewing, and message sending.</w:t>
       </w:r>
     </w:p>
     <w:p>
@@ -7472,6 +8185,7 @@
           <w:sz w:val="24"/>
           <w:szCs w:val="24"/>
         </w:rPr>
+        <w:lastRenderedPageBreak/>
         <w:t>Internal Interface Requirements</w:t>
       </w:r>
     </w:p>
@@ -7525,48 +8239,30 @@
       </w:r>
       <w:r>
         <w:rPr>
+          <w:rFonts w:ascii="Times New Roman" w:hAnsi="Times New Roman" w:cs="Times New Roman"/>
+          <w:sz w:val="20"/>
+          <w:szCs w:val="20"/>
+          <w:lang w:eastAsia="zh-CN"/>
+        </w:rPr>
+        <w:t xml:space="preserve"> and </w:t>
+      </w:r>
+      <w:r>
+        <w:rPr>
+          <w:rFonts w:ascii="Times New Roman" w:hAnsi="Times New Roman" w:cs="Times New Roman"/>
+          <w:sz w:val="20"/>
+          <w:szCs w:val="20"/>
+          <w:lang w:eastAsia="zh-CN"/>
+        </w:rPr>
+        <w:t>CM to</w:t>
+      </w:r>
+      <w:r>
+        <w:rPr>
           <w:rFonts w:ascii="Times New Roman" w:hAnsi="Times New Roman" w:cs="Times New Roman" w:hint="eastAsia"/>
           <w:sz w:val="20"/>
           <w:szCs w:val="20"/>
           <w:lang w:eastAsia="zh-CN"/>
         </w:rPr>
-        <w:t xml:space="preserve">, </w:t>
-      </w:r>
-      <w:r>
-        <w:rPr>
-          <w:rFonts w:ascii="Times New Roman" w:hAnsi="Times New Roman" w:cs="Times New Roman"/>
-          <w:sz w:val="20"/>
-          <w:szCs w:val="20"/>
-          <w:lang w:eastAsia="zh-CN"/>
-        </w:rPr>
-        <w:t>CM</w:t>
-      </w:r>
-      <w:r>
-        <w:rPr>
-          <w:rFonts w:ascii="Times New Roman" w:hAnsi="Times New Roman" w:cs="Times New Roman" w:hint="eastAsia"/>
-          <w:sz w:val="20"/>
-          <w:szCs w:val="20"/>
-          <w:lang w:eastAsia="zh-CN"/>
-        </w:rPr>
-        <w:t xml:space="preserve"> and </w:t>
-      </w:r>
-      <w:r>
-        <w:rPr>
-          <w:rFonts w:ascii="Times New Roman" w:hAnsi="Times New Roman" w:cs="Times New Roman"/>
-          <w:sz w:val="20"/>
-          <w:szCs w:val="20"/>
-          <w:lang w:eastAsia="zh-CN"/>
-        </w:rPr>
-        <w:t>IM</w:t>
-      </w:r>
-      <w:r>
-        <w:rPr>
-          <w:rFonts w:ascii="Times New Roman" w:hAnsi="Times New Roman" w:cs="Times New Roman" w:hint="eastAsia"/>
-          <w:sz w:val="20"/>
-          <w:szCs w:val="20"/>
-          <w:lang w:eastAsia="zh-CN"/>
-        </w:rPr>
-        <w:t xml:space="preserve"> to request </w:t>
+        <w:t xml:space="preserve"> request </w:t>
       </w:r>
       <w:r>
         <w:rPr>
@@ -7653,7 +8349,6 @@
           <w:szCs w:val="20"/>
           <w:lang w:eastAsia="zh-CN"/>
         </w:rPr>
-        <w:lastRenderedPageBreak/>
         <w:t>T</w:t>
       </w:r>
       <w:r>
@@ -8184,23 +8879,55 @@
           <w:sz w:val="20"/>
           <w:szCs w:val="20"/>
         </w:rPr>
-        <w:t xml:space="preserve"> shall provide internal access to the </w:t>
-      </w:r>
-      <w:r>
-        <w:rPr>
-          <w:rFonts w:ascii="Times New Roman" w:hAnsi="Times New Roman" w:cs="Times New Roman"/>
-          <w:sz w:val="20"/>
-          <w:szCs w:val="20"/>
-        </w:rPr>
-        <w:t>IM</w:t>
-      </w:r>
-      <w:r>
-        <w:rPr>
-          <w:rFonts w:ascii="Times New Roman" w:hAnsi="Times New Roman" w:cs="Times New Roman"/>
-          <w:sz w:val="20"/>
-          <w:szCs w:val="20"/>
-        </w:rPr>
-        <w:t xml:space="preserve"> to allow </w:t>
+        <w:t xml:space="preserve"> shall provide internal access to </w:t>
+      </w:r>
+      <w:r>
+        <w:rPr>
+          <w:rFonts w:ascii="Times New Roman" w:hAnsi="Times New Roman" w:cs="Times New Roman"/>
+          <w:sz w:val="20"/>
+          <w:szCs w:val="20"/>
+        </w:rPr>
+        <w:t>I</w:t>
+      </w:r>
+      <w:r>
+        <w:rPr>
+          <w:rFonts w:ascii="Times New Roman" w:hAnsi="Times New Roman" w:cs="Times New Roman"/>
+          <w:sz w:val="20"/>
+          <w:szCs w:val="20"/>
+        </w:rPr>
+        <w:t>T users</w:t>
+      </w:r>
+      <w:r>
+        <w:rPr>
+          <w:rFonts w:ascii="Times New Roman" w:hAnsi="Times New Roman" w:cs="Times New Roman"/>
+          <w:sz w:val="20"/>
+          <w:szCs w:val="20"/>
+        </w:rPr>
+        <w:t xml:space="preserve"> </w:t>
+      </w:r>
+      <w:r>
+        <w:rPr>
+          <w:rFonts w:ascii="Times New Roman" w:hAnsi="Times New Roman" w:cs="Times New Roman"/>
+          <w:sz w:val="20"/>
+          <w:szCs w:val="20"/>
+        </w:rPr>
+        <w:t>and</w:t>
+      </w:r>
+      <w:r>
+        <w:rPr>
+          <w:rFonts w:ascii="Times New Roman" w:hAnsi="Times New Roman" w:cs="Times New Roman"/>
+          <w:sz w:val="20"/>
+          <w:szCs w:val="20"/>
+        </w:rPr>
+        <w:t xml:space="preserve"> </w:t>
+      </w:r>
+      <w:r>
+        <w:rPr>
+          <w:rFonts w:ascii="Times New Roman" w:hAnsi="Times New Roman" w:cs="Times New Roman"/>
+          <w:sz w:val="20"/>
+          <w:szCs w:val="20"/>
+        </w:rPr>
+        <w:t xml:space="preserve">provide </w:t>
       </w:r>
       <w:r>
         <w:rPr>
@@ -8358,7 +9085,34 @@
           <w:szCs w:val="20"/>
           <w:lang w:eastAsia="zh-CN"/>
         </w:rPr>
-        <w:t>ULMs, CMs, and IMs</w:t>
+        <w:t>ULMs</w:t>
+      </w:r>
+      <w:r>
+        <w:rPr>
+          <w:rFonts w:ascii="Times New Roman" w:hAnsi="Times New Roman" w:cs="Times New Roman"/>
+          <w:sz w:val="20"/>
+          <w:szCs w:val="20"/>
+          <w:lang w:eastAsia="zh-CN"/>
+        </w:rPr>
+        <w:t xml:space="preserve"> and </w:t>
+      </w:r>
+      <w:r>
+        <w:rPr>
+          <w:rFonts w:ascii="Times New Roman" w:hAnsi="Times New Roman" w:cs="Times New Roman"/>
+          <w:sz w:val="20"/>
+          <w:szCs w:val="20"/>
+          <w:lang w:eastAsia="zh-CN"/>
+        </w:rPr>
+        <w:t>CMs</w:t>
+      </w:r>
+      <w:r>
+        <w:rPr>
+          <w:rFonts w:ascii="Times New Roman" w:hAnsi="Times New Roman" w:cs="Times New Roman"/>
+          <w:sz w:val="20"/>
+          <w:szCs w:val="20"/>
+          <w:lang w:eastAsia="zh-CN"/>
+        </w:rPr>
+        <w:t>.</w:t>
       </w:r>
     </w:p>
     <w:p>
@@ -8400,16 +9154,34 @@
           <w:szCs w:val="20"/>
           <w:lang w:eastAsia="zh-CN"/>
         </w:rPr>
-        <w:t xml:space="preserve"> shall provide the </w:t>
-      </w:r>
-      <w:r>
-        <w:rPr>
-          <w:rFonts w:ascii="Times New Roman" w:hAnsi="Times New Roman" w:cs="Times New Roman"/>
-          <w:sz w:val="20"/>
-          <w:szCs w:val="20"/>
-          <w:lang w:eastAsia="zh-CN"/>
-        </w:rPr>
-        <w:t>IM</w:t>
+        <w:t xml:space="preserve"> shall provide </w:t>
+      </w:r>
+      <w:r>
+        <w:rPr>
+          <w:rFonts w:ascii="Times New Roman" w:hAnsi="Times New Roman" w:cs="Times New Roman"/>
+          <w:sz w:val="20"/>
+          <w:szCs w:val="20"/>
+          <w:lang w:eastAsia="zh-CN"/>
+        </w:rPr>
+        <w:t xml:space="preserve">authorized </w:t>
+      </w:r>
+      <w:r>
+        <w:rPr>
+          <w:rFonts w:ascii="Times New Roman" w:hAnsi="Times New Roman" w:cs="Times New Roman"/>
+          <w:sz w:val="20"/>
+          <w:szCs w:val="20"/>
+          <w:lang w:eastAsia="zh-CN"/>
+        </w:rPr>
+        <w:t>I</w:t>
+      </w:r>
+      <w:r>
+        <w:rPr>
+          <w:rFonts w:ascii="Times New Roman" w:hAnsi="Times New Roman" w:cs="Times New Roman"/>
+          <w:sz w:val="20"/>
+          <w:szCs w:val="20"/>
+          <w:lang w:eastAsia="zh-CN"/>
+        </w:rPr>
+        <w:t>T users</w:t>
       </w:r>
       <w:r>
         <w:rPr>
@@ -8418,7 +9190,52 @@
           <w:szCs w:val="20"/>
           <w:lang w:eastAsia="zh-CN"/>
         </w:rPr>
-        <w:t xml:space="preserve"> with read-only access interface.</w:t>
+        <w:t xml:space="preserve"> with </w:t>
+      </w:r>
+      <w:r>
+        <w:rPr>
+          <w:rFonts w:ascii="Times New Roman" w:hAnsi="Times New Roman" w:cs="Times New Roman"/>
+          <w:sz w:val="20"/>
+          <w:szCs w:val="20"/>
+          <w:lang w:eastAsia="zh-CN"/>
+        </w:rPr>
+        <w:t xml:space="preserve">access to </w:t>
+      </w:r>
+      <w:r>
+        <w:rPr>
+          <w:rFonts w:ascii="Times New Roman" w:hAnsi="Times New Roman" w:cs="Times New Roman"/>
+          <w:sz w:val="20"/>
+          <w:szCs w:val="20"/>
+          <w:lang w:eastAsia="zh-CN"/>
+        </w:rPr>
+        <w:t xml:space="preserve">the </w:t>
+      </w:r>
+      <w:r>
+        <w:rPr>
+          <w:rFonts w:ascii="Times New Roman" w:hAnsi="Times New Roman" w:cs="Times New Roman"/>
+          <w:sz w:val="20"/>
+          <w:szCs w:val="20"/>
+          <w:lang w:eastAsia="zh-CN"/>
+        </w:rPr>
+        <w:t xml:space="preserve">data required for </w:t>
+      </w:r>
+      <w:r>
+        <w:rPr>
+          <w:rFonts w:ascii="Times New Roman" w:hAnsi="Times New Roman" w:cs="Times New Roman"/>
+          <w:sz w:val="20"/>
+          <w:szCs w:val="20"/>
+          <w:lang w:eastAsia="zh-CN"/>
+        </w:rPr>
+        <w:t>Audit Mode</w:t>
+      </w:r>
+      <w:r>
+        <w:rPr>
+          <w:rFonts w:ascii="Times New Roman" w:hAnsi="Times New Roman" w:cs="Times New Roman"/>
+          <w:sz w:val="20"/>
+          <w:szCs w:val="20"/>
+          <w:lang w:eastAsia="zh-CN"/>
+        </w:rPr>
+        <w:t>.</w:t>
       </w:r>
     </w:p>
     <w:p>
@@ -8442,7 +9259,25 @@
           <w:szCs w:val="20"/>
           <w:lang w:eastAsia="zh-CN"/>
         </w:rPr>
-        <w:t>Communication between the CSM and the 3 client modules will be done through a message object</w:t>
+        <w:t>Communication between the CSM</w:t>
+      </w:r>
+      <w:r>
+        <w:rPr>
+          <w:rFonts w:ascii="Times New Roman" w:hAnsi="Times New Roman" w:cs="Times New Roman"/>
+          <w:sz w:val="20"/>
+          <w:szCs w:val="20"/>
+          <w:lang w:eastAsia="zh-CN"/>
+        </w:rPr>
+        <w:t xml:space="preserve">, ULM and CM </w:t>
+      </w:r>
+      <w:r>
+        <w:rPr>
+          <w:rFonts w:ascii="Times New Roman" w:hAnsi="Times New Roman" w:cs="Times New Roman"/>
+          <w:sz w:val="20"/>
+          <w:szCs w:val="20"/>
+          <w:lang w:eastAsia="zh-CN"/>
+        </w:rPr>
+        <w:t>modules will be done through a message object</w:t>
       </w:r>
     </w:p>
     <w:p>
@@ -8922,26 +9757,25 @@
         </w:rPr>
         <w:tab/>
       </w:r>
-      <w:proofErr w:type="spellStart"/>
-      <w:r>
-        <w:rPr>
-          <w:rFonts w:ascii="Times New Roman" w:hAnsi="Times New Roman" w:cs="Times New Roman"/>
-          <w:color w:val="000000" w:themeColor="text1"/>
-          <w:sz w:val="20"/>
-          <w:szCs w:val="20"/>
-          <w:lang w:eastAsia="zh-CN"/>
-        </w:rPr>
-        <w:t>Text</w:t>
-      </w:r>
-      <w:r>
-        <w:rPr>
-          <w:rFonts w:ascii="Times New Roman" w:hAnsi="Times New Roman" w:cs="Times New Roman"/>
-          <w:color w:val="000000" w:themeColor="text1"/>
-          <w:sz w:val="20"/>
-          <w:szCs w:val="20"/>
-          <w:lang w:eastAsia="zh-CN"/>
-        </w:rPr>
-        <w:t>M</w:t>
+      <w:r>
+        <w:rPr>
+          <w:rFonts w:ascii="Times New Roman" w:hAnsi="Times New Roman" w:cs="Times New Roman"/>
+          <w:color w:val="000000" w:themeColor="text1"/>
+          <w:sz w:val="20"/>
+          <w:szCs w:val="20"/>
+          <w:lang w:eastAsia="zh-CN"/>
+        </w:rPr>
+        <w:t>The order of t</w:t>
+      </w:r>
+      <w:r>
+        <w:rPr>
+          <w:rFonts w:ascii="Times New Roman" w:hAnsi="Times New Roman" w:cs="Times New Roman"/>
+          <w:color w:val="000000" w:themeColor="text1"/>
+          <w:sz w:val="20"/>
+          <w:szCs w:val="20"/>
+          <w:lang w:eastAsia="zh-CN"/>
+        </w:rPr>
+        <w:t>ext m</w:t>
       </w:r>
       <w:r>
         <w:rPr>
@@ -8951,9 +9785,8 @@
           <w:szCs w:val="20"/>
           <w:lang w:eastAsia="zh-CN"/>
         </w:rPr>
-        <w:t>essage</w:t>
-      </w:r>
-      <w:proofErr w:type="spellEnd"/>
+        <w:t xml:space="preserve">essage </w:t>
+      </w:r>
       <w:r>
         <w:rPr>
           <w:rFonts w:ascii="Times New Roman" w:hAnsi="Times New Roman" w:cs="Times New Roman" w:hint="eastAsia"/>
@@ -8962,7 +9795,57 @@
           <w:szCs w:val="20"/>
           <w:lang w:eastAsia="zh-CN"/>
         </w:rPr>
-        <w:t xml:space="preserve"> order shall be banned to modify.</w:t>
+        <w:t xml:space="preserve">shall </w:t>
+      </w:r>
+      <w:r>
+        <w:rPr>
+          <w:rFonts w:ascii="Times New Roman" w:hAnsi="Times New Roman" w:cs="Times New Roman"/>
+          <w:color w:val="000000" w:themeColor="text1"/>
+          <w:sz w:val="20"/>
+          <w:szCs w:val="20"/>
+          <w:lang w:eastAsia="zh-CN"/>
+        </w:rPr>
+        <w:t xml:space="preserve">not </w:t>
+      </w:r>
+      <w:r>
+        <w:rPr>
+          <w:rFonts w:ascii="Times New Roman" w:hAnsi="Times New Roman" w:cs="Times New Roman"/>
+          <w:color w:val="000000" w:themeColor="text1"/>
+          <w:sz w:val="20"/>
+          <w:szCs w:val="20"/>
+          <w:lang w:eastAsia="zh-CN"/>
+        </w:rPr>
+        <w:t>be</w:t>
+      </w:r>
+      <w:r>
+        <w:rPr>
+          <w:rFonts w:ascii="Times New Roman" w:hAnsi="Times New Roman" w:cs="Times New Roman" w:hint="eastAsia"/>
+          <w:color w:val="000000" w:themeColor="text1"/>
+          <w:sz w:val="20"/>
+          <w:szCs w:val="20"/>
+          <w:lang w:eastAsia="zh-CN"/>
+        </w:rPr>
+        <w:t xml:space="preserve"> </w:t>
+      </w:r>
+      <w:r>
+        <w:rPr>
+          <w:rFonts w:ascii="Times New Roman" w:hAnsi="Times New Roman" w:cs="Times New Roman"/>
+          <w:color w:val="000000" w:themeColor="text1"/>
+          <w:sz w:val="20"/>
+          <w:szCs w:val="20"/>
+          <w:lang w:eastAsia="zh-CN"/>
+        </w:rPr>
+        <w:t>modified</w:t>
+      </w:r>
+      <w:r>
+        <w:rPr>
+          <w:rFonts w:ascii="Times New Roman" w:hAnsi="Times New Roman" w:cs="Times New Roman" w:hint="eastAsia"/>
+          <w:color w:val="000000" w:themeColor="text1"/>
+          <w:sz w:val="20"/>
+          <w:szCs w:val="20"/>
+          <w:lang w:eastAsia="zh-CN"/>
+        </w:rPr>
+        <w:t>.</w:t>
       </w:r>
     </w:p>
     <w:p>
@@ -9007,7 +9890,6 @@
         </w:rPr>
         <w:tab/>
       </w:r>
-      <w:proofErr w:type="spellStart"/>
       <w:r>
         <w:rPr>
           <w:rFonts w:ascii="Times New Roman" w:hAnsi="Times New Roman" w:cs="Times New Roman"/>
@@ -9020,13 +9902,23 @@
       </w:r>
       <w:r>
         <w:rPr>
+          <w:rFonts w:ascii="Times New Roman" w:hAnsi="Times New Roman" w:cs="Times New Roman"/>
+          <w:color w:val="000000" w:themeColor="text1"/>
+          <w:sz w:val="20"/>
+          <w:szCs w:val="20"/>
+          <w:lang w:eastAsia="zh-CN"/>
+        </w:rPr>
+        <w:t xml:space="preserve"> m</w:t>
+      </w:r>
+      <w:r>
+        <w:rPr>
           <w:rFonts w:ascii="Times New Roman" w:hAnsi="Times New Roman" w:cs="Times New Roman" w:hint="eastAsia"/>
           <w:color w:val="000000" w:themeColor="text1"/>
           <w:sz w:val="20"/>
           <w:szCs w:val="20"/>
           <w:lang w:eastAsia="zh-CN"/>
         </w:rPr>
-        <w:t>Message</w:t>
+        <w:t>essage</w:t>
       </w:r>
       <w:r>
         <w:rPr>
@@ -9038,7 +9930,6 @@
         </w:rPr>
         <w:t>s</w:t>
       </w:r>
-      <w:proofErr w:type="spellEnd"/>
       <w:r>
         <w:rPr>
           <w:rFonts w:ascii="Times New Roman" w:hAnsi="Times New Roman" w:cs="Times New Roman" w:hint="eastAsia"/>
@@ -9047,17 +9938,47 @@
           <w:szCs w:val="20"/>
           <w:lang w:eastAsia="zh-CN"/>
         </w:rPr>
-        <w:t xml:space="preserve"> sent shall be banned </w:t>
-      </w:r>
-      <w:r>
-        <w:rPr>
-          <w:rFonts w:ascii="Times New Roman" w:hAnsi="Times New Roman" w:cs="Times New Roman"/>
-          <w:color w:val="000000" w:themeColor="text1"/>
-          <w:sz w:val="20"/>
-          <w:szCs w:val="20"/>
-          <w:lang w:eastAsia="zh-CN"/>
-        </w:rPr>
-        <w:t>from modifying</w:t>
+        <w:t xml:space="preserve"> sent </w:t>
+      </w:r>
+      <w:r>
+        <w:rPr>
+          <w:rFonts w:ascii="Times New Roman" w:hAnsi="Times New Roman" w:cs="Times New Roman"/>
+          <w:color w:val="000000" w:themeColor="text1"/>
+          <w:sz w:val="20"/>
+          <w:szCs w:val="20"/>
+          <w:lang w:eastAsia="zh-CN"/>
+        </w:rPr>
+        <w:t>cannot be</w:t>
+      </w:r>
+      <w:r>
+        <w:rPr>
+          <w:rFonts w:ascii="Times New Roman" w:hAnsi="Times New Roman" w:cs="Times New Roman"/>
+          <w:color w:val="000000" w:themeColor="text1"/>
+          <w:sz w:val="20"/>
+          <w:szCs w:val="20"/>
+          <w:lang w:eastAsia="zh-CN"/>
+        </w:rPr>
+        <w:t xml:space="preserve"> </w:t>
+      </w:r>
+      <w:r>
+        <w:rPr>
+          <w:rFonts w:ascii="Times New Roman" w:hAnsi="Times New Roman" w:cs="Times New Roman"/>
+          <w:color w:val="000000" w:themeColor="text1"/>
+          <w:sz w:val="20"/>
+          <w:szCs w:val="20"/>
+          <w:lang w:eastAsia="zh-CN"/>
+        </w:rPr>
+        <w:t>modif</w:t>
+      </w:r>
+      <w:r>
+        <w:rPr>
+          <w:rFonts w:ascii="Times New Roman" w:hAnsi="Times New Roman" w:cs="Times New Roman"/>
+          <w:color w:val="000000" w:themeColor="text1"/>
+          <w:sz w:val="20"/>
+          <w:szCs w:val="20"/>
+          <w:lang w:eastAsia="zh-CN"/>
+        </w:rPr>
+        <w:t>ied</w:t>
       </w:r>
       <w:r>
         <w:rPr>
@@ -9312,15 +10233,6 @@
       <w:pPr>
         <w:ind w:left="1440" w:firstLine="720"/>
         <w:rPr>
-          <w:color w:val="000000" w:themeColor="text1"/>
-          <w:lang w:eastAsia="zh-CN"/>
-        </w:rPr>
-      </w:pPr>
-    </w:p>
-    <w:p>
-      <w:pPr>
-        <w:ind w:left="1440" w:firstLine="720"/>
-        <w:rPr>
           <w:rFonts w:ascii="Times New Roman" w:eastAsia="Times New Roman" w:hAnsi="Times New Roman" w:cs="Times New Roman"/>
           <w:b/>
           <w:bCs/>
@@ -9485,7 +10397,6 @@
         </w:rPr>
         <w:tab/>
       </w:r>
-      <w:proofErr w:type="spellStart"/>
       <w:r>
         <w:rPr>
           <w:rFonts w:ascii="Times New Roman" w:hAnsi="Times New Roman" w:cs="Times New Roman"/>
@@ -9498,24 +10409,23 @@
       </w:r>
       <w:r>
         <w:rPr>
+          <w:rFonts w:ascii="Times New Roman" w:hAnsi="Times New Roman" w:cs="Times New Roman"/>
+          <w:color w:val="000000" w:themeColor="text1"/>
+          <w:sz w:val="20"/>
+          <w:szCs w:val="20"/>
+          <w:lang w:eastAsia="zh-CN"/>
+        </w:rPr>
+        <w:t xml:space="preserve"> m</w:t>
+      </w:r>
+      <w:r>
+        <w:rPr>
           <w:rFonts w:ascii="Times New Roman" w:hAnsi="Times New Roman" w:cs="Times New Roman" w:hint="eastAsia"/>
           <w:color w:val="000000" w:themeColor="text1"/>
           <w:sz w:val="20"/>
           <w:szCs w:val="20"/>
           <w:lang w:eastAsia="zh-CN"/>
         </w:rPr>
-        <w:t>Message</w:t>
-      </w:r>
-      <w:proofErr w:type="spellEnd"/>
-      <w:r>
-        <w:rPr>
-          <w:rFonts w:ascii="Times New Roman" w:hAnsi="Times New Roman" w:cs="Times New Roman" w:hint="eastAsia"/>
-          <w:color w:val="000000" w:themeColor="text1"/>
-          <w:sz w:val="20"/>
-          <w:szCs w:val="20"/>
-          <w:lang w:eastAsia="zh-CN"/>
-        </w:rPr>
-        <w:t xml:space="preserve"> delivery time shall </w:t>
+        <w:t xml:space="preserve">essage delivery time shall </w:t>
       </w:r>
       <w:r>
         <w:rPr>
@@ -11536,7 +12446,6 @@
   <w:style w:type="character" w:default="1" w:styleId="DefaultParagraphFont">
     <w:name w:val="Default Paragraph Font"/>
     <w:uiPriority w:val="1"/>
-    <w:semiHidden/>
     <w:unhideWhenUsed/>
   </w:style>
   <w:style w:type="table" w:default="1" w:styleId="TableNormal">
